--- a/doc/Szakmai_carazonGarage.docx
+++ b/doc/Szakmai_carazonGarage.docx
@@ -306,16 +306,7 @@
           <w:sz w:val="32"/>
           <w:szCs w:val="32"/>
         </w:rPr>
-        <w:t>A projekt továbbá Tarta</w:t>
-      </w:r>
-      <w:bookmarkStart w:id="0" w:name="_GoBack"/>
-      <w:bookmarkEnd w:id="0"/>
-      <w:r>
-        <w:rPr>
-          <w:sz w:val="32"/>
-          <w:szCs w:val="32"/>
-        </w:rPr>
-        <w:t xml:space="preserve">lmazni fog C# </w:t>
+        <w:t xml:space="preserve">A projekt továbbá Tartalmazni fog C# </w:t>
       </w:r>
       <w:proofErr w:type="spellStart"/>
       <w:r>
@@ -338,23 +329,7 @@
           <w:sz w:val="32"/>
           <w:szCs w:val="32"/>
         </w:rPr>
-        <w:t xml:space="preserve"> – </w:t>
-      </w:r>
-      <w:proofErr w:type="spellStart"/>
-      <w:r>
-        <w:rPr>
-          <w:sz w:val="32"/>
-          <w:szCs w:val="32"/>
-        </w:rPr>
-        <w:t>Egyszterű</w:t>
-      </w:r>
-      <w:proofErr w:type="spellEnd"/>
-      <w:r>
-        <w:rPr>
-          <w:sz w:val="32"/>
-          <w:szCs w:val="32"/>
-        </w:rPr>
-        <w:t xml:space="preserve"> kezelőfelület a dolgozóknak, Motorvezérlő adatok, verzió, státusz, </w:t>
+        <w:t xml:space="preserve"> – Egyszerű kezelőfelület a dolgozóknak, Motorvezérlő adatok, verzió, státusz, </w:t>
       </w:r>
       <w:proofErr w:type="gramStart"/>
       <w:r>
@@ -614,128 +589,8 @@
         </w:rPr>
       </w:pPr>
     </w:p>
-    <w:p>
-      <w:pPr>
-        <w:ind w:left="360"/>
-        <w:rPr>
-          <w:sz w:val="32"/>
-          <w:szCs w:val="32"/>
-        </w:rPr>
-      </w:pPr>
-    </w:p>
-    <w:p>
-      <w:pPr>
-        <w:ind w:left="360"/>
-        <w:rPr>
-          <w:sz w:val="36"/>
-          <w:szCs w:val="36"/>
-        </w:rPr>
-      </w:pPr>
-      <w:r>
-        <w:rPr>
-          <w:sz w:val="36"/>
-          <w:szCs w:val="36"/>
-        </w:rPr>
-        <w:t>Extrák</w:t>
-      </w:r>
-      <w:r>
-        <w:rPr>
-          <w:sz w:val="36"/>
-          <w:szCs w:val="36"/>
-        </w:rPr>
-        <w:t>:</w:t>
-      </w:r>
-      <w:r>
-        <w:rPr>
-          <w:sz w:val="36"/>
-          <w:szCs w:val="36"/>
-        </w:rPr>
-        <w:br/>
-        <w:t xml:space="preserve">- </w:t>
-      </w:r>
-      <w:proofErr w:type="spellStart"/>
-      <w:r>
-        <w:rPr>
-          <w:sz w:val="36"/>
-          <w:szCs w:val="36"/>
-        </w:rPr>
-        <w:t>Live</w:t>
-      </w:r>
-      <w:proofErr w:type="spellEnd"/>
-      <w:r>
-        <w:rPr>
-          <w:sz w:val="36"/>
-          <w:szCs w:val="36"/>
-        </w:rPr>
-        <w:t xml:space="preserve"> chat előre megírt kérdésekkel</w:t>
-      </w:r>
-    </w:p>
-    <w:p>
-      <w:pPr>
-        <w:ind w:left="360"/>
-        <w:rPr>
-          <w:sz w:val="36"/>
-          <w:szCs w:val="36"/>
-        </w:rPr>
-      </w:pPr>
-      <w:r>
-        <w:rPr>
-          <w:sz w:val="36"/>
-          <w:szCs w:val="36"/>
-        </w:rPr>
-        <w:t>-Reszponzív és mobil barát</w:t>
-      </w:r>
-    </w:p>
-    <w:p>
-      <w:pPr>
-        <w:ind w:left="360"/>
-        <w:rPr>
-          <w:sz w:val="36"/>
-          <w:szCs w:val="36"/>
-        </w:rPr>
-      </w:pPr>
-      <w:r>
-        <w:rPr>
-          <w:sz w:val="36"/>
-          <w:szCs w:val="36"/>
-        </w:rPr>
-        <w:t>-Vélemények megtekintése</w:t>
-      </w:r>
-    </w:p>
-    <w:p>
-      <w:pPr>
-        <w:ind w:left="360"/>
-        <w:rPr>
-          <w:sz w:val="36"/>
-          <w:szCs w:val="36"/>
-        </w:rPr>
-      </w:pPr>
-    </w:p>
-    <w:p>
-      <w:pPr>
-        <w:ind w:left="360"/>
-        <w:rPr>
-          <w:sz w:val="36"/>
-          <w:szCs w:val="36"/>
-        </w:rPr>
-      </w:pPr>
-      <w:r>
-        <w:rPr>
-          <w:sz w:val="36"/>
-          <w:szCs w:val="36"/>
-        </w:rPr>
-        <w:t>KÉPERNYŐTERVEK:</w:t>
-      </w:r>
-    </w:p>
-    <w:p>
-      <w:pPr>
-        <w:ind w:left="360"/>
-        <w:rPr>
-          <w:sz w:val="36"/>
-          <w:szCs w:val="36"/>
-        </w:rPr>
-      </w:pPr>
-    </w:p>
+    <w:bookmarkStart w:id="0" w:name="_GoBack"/>
+    <w:bookmarkEnd w:id="0"/>
     <w:p>
       <w:pPr>
         <w:rPr>
@@ -815,611 +670,2036 @@
           </mc:Fallback>
         </mc:AlternateContent>
       </w:r>
-      <w:r>
-        <w:rPr>
-          <w:noProof/>
+    </w:p>
+    <w:p>
+      <w:pPr>
+        <w:rPr>
           <w:sz w:val="36"/>
           <w:szCs w:val="36"/>
-          <w:lang w:eastAsia="hu-HU"/>
-        </w:rPr>
-        <w:drawing>
-          <wp:inline distT="0" distB="0" distL="0" distR="0" wp14:anchorId="1996A2BB">
-            <wp:extent cx="5496173" cy="5062945"/>
-            <wp:effectExtent l="0" t="0" r="9525" b="4445"/>
-            <wp:docPr id="4" name="Kép 4"/>
-            <wp:cNvGraphicFramePr>
-              <a:graphicFrameLocks xmlns:a="http://schemas.openxmlformats.org/drawingml/2006/main" noChangeAspect="1"/>
-            </wp:cNvGraphicFramePr>
-            <a:graphic xmlns:a="http://schemas.openxmlformats.org/drawingml/2006/main">
-              <a:graphicData uri="http://schemas.openxmlformats.org/drawingml/2006/picture">
-                <pic:pic xmlns:pic="http://schemas.openxmlformats.org/drawingml/2006/picture">
-                  <pic:nvPicPr>
-                    <pic:cNvPr id="0" name="Picture 2"/>
-                    <pic:cNvPicPr>
-                      <a:picLocks noChangeAspect="1" noChangeArrowheads="1"/>
-                    </pic:cNvPicPr>
-                  </pic:nvPicPr>
-                  <pic:blipFill>
-                    <a:blip r:embed="rId5">
-                      <a:extLst>
-                        <a:ext uri="{28A0092B-C50C-407E-A947-70E740481C1C}">
-                          <a14:useLocalDpi xmlns:a14="http://schemas.microsoft.com/office/drawing/2010/main" val="0"/>
-                        </a:ext>
-                      </a:extLst>
-                    </a:blip>
-                    <a:srcRect/>
-                    <a:stretch>
-                      <a:fillRect/>
-                    </a:stretch>
-                  </pic:blipFill>
-                  <pic:spPr bwMode="auto">
-                    <a:xfrm>
-                      <a:off x="0" y="0"/>
-                      <a:ext cx="5511825" cy="5077363"/>
-                    </a:xfrm>
-                    <a:prstGeom prst="rect">
-                      <a:avLst/>
-                    </a:prstGeom>
-                    <a:noFill/>
-                  </pic:spPr>
-                </pic:pic>
-              </a:graphicData>
-            </a:graphic>
-          </wp:inline>
-        </w:drawing>
+        </w:rPr>
+      </w:pPr>
+      <w:r>
+        <w:rPr>
+          <w:sz w:val="36"/>
+          <w:szCs w:val="36"/>
+        </w:rPr>
+        <w:t>ADATBÁZIS TÁBLÁK:</w:t>
       </w:r>
     </w:p>
     <w:p>
       <w:pPr>
+        <w:spacing w:before="100" w:beforeAutospacing="1" w:after="100" w:afterAutospacing="1" w:line="240" w:lineRule="auto"/>
+        <w:rPr>
+          <w:rFonts w:ascii="Times New Roman" w:eastAsia="Times New Roman" w:hAnsi="Times New Roman" w:cs="Times New Roman"/>
+          <w:sz w:val="24"/>
+          <w:szCs w:val="24"/>
+          <w:lang w:eastAsia="hu-HU"/>
+        </w:rPr>
+      </w:pPr>
+      <w:proofErr w:type="gramStart"/>
+      <w:r>
+        <w:rPr>
+          <w:rFonts w:ascii="Times New Roman" w:eastAsia="Times New Roman" w:hAnsi="Symbol" w:cs="Times New Roman"/>
+          <w:sz w:val="24"/>
+          <w:szCs w:val="24"/>
+          <w:lang w:eastAsia="hu-HU"/>
+        </w:rPr>
+        <w:t></w:t>
+      </w:r>
+      <w:r>
+        <w:rPr>
+          <w:rFonts w:ascii="Times New Roman" w:eastAsia="Times New Roman" w:hAnsi="Times New Roman" w:cs="Times New Roman"/>
+          <w:sz w:val="24"/>
+          <w:szCs w:val="24"/>
+          <w:lang w:eastAsia="hu-HU"/>
+        </w:rPr>
+        <w:t xml:space="preserve">  </w:t>
+      </w:r>
+      <w:proofErr w:type="spellStart"/>
+      <w:r>
+        <w:rPr>
+          <w:rFonts w:ascii="Times New Roman" w:eastAsia="Times New Roman" w:hAnsi="Times New Roman" w:cs="Times New Roman"/>
+          <w:b/>
+          <w:bCs/>
+          <w:sz w:val="24"/>
+          <w:szCs w:val="24"/>
+          <w:lang w:eastAsia="hu-HU"/>
+        </w:rPr>
+        <w:t>appointments</w:t>
+      </w:r>
+      <w:proofErr w:type="spellEnd"/>
+      <w:proofErr w:type="gramEnd"/>
+      <w:r>
+        <w:rPr>
+          <w:rFonts w:ascii="Times New Roman" w:eastAsia="Times New Roman" w:hAnsi="Times New Roman" w:cs="Times New Roman"/>
+          <w:sz w:val="24"/>
+          <w:szCs w:val="24"/>
+          <w:lang w:eastAsia="hu-HU"/>
+        </w:rPr>
+        <w:t xml:space="preserve"> (</w:t>
+      </w:r>
+      <w:proofErr w:type="spellStart"/>
+      <w:r>
+        <w:rPr>
+          <w:rFonts w:ascii="Times New Roman" w:eastAsia="Times New Roman" w:hAnsi="Times New Roman" w:cs="Times New Roman"/>
+          <w:b/>
+          <w:bCs/>
+          <w:sz w:val="24"/>
+          <w:szCs w:val="24"/>
+          <w:lang w:eastAsia="hu-HU"/>
+        </w:rPr>
+        <w:t>id</w:t>
+      </w:r>
+      <w:proofErr w:type="spellEnd"/>
+      <w:r>
+        <w:rPr>
+          <w:rFonts w:ascii="Times New Roman" w:eastAsia="Times New Roman" w:hAnsi="Times New Roman" w:cs="Times New Roman"/>
+          <w:sz w:val="24"/>
+          <w:szCs w:val="24"/>
+          <w:lang w:eastAsia="hu-HU"/>
+        </w:rPr>
+        <w:t xml:space="preserve">, </w:t>
+      </w:r>
+      <w:proofErr w:type="spellStart"/>
+      <w:r>
+        <w:rPr>
+          <w:rFonts w:ascii="Times New Roman" w:eastAsia="Times New Roman" w:hAnsi="Times New Roman" w:cs="Times New Roman"/>
+          <w:i/>
+          <w:iCs/>
+          <w:sz w:val="24"/>
+          <w:szCs w:val="24"/>
+          <w:lang w:eastAsia="hu-HU"/>
+        </w:rPr>
+        <w:t>user_id</w:t>
+      </w:r>
+      <w:proofErr w:type="spellEnd"/>
+      <w:r>
+        <w:rPr>
+          <w:rFonts w:ascii="Times New Roman" w:eastAsia="Times New Roman" w:hAnsi="Times New Roman" w:cs="Times New Roman"/>
+          <w:i/>
+          <w:iCs/>
+          <w:sz w:val="24"/>
+          <w:szCs w:val="24"/>
+          <w:lang w:eastAsia="hu-HU"/>
+        </w:rPr>
+        <w:t xml:space="preserve"> </w:t>
+      </w:r>
+      <w:r>
+        <w:rPr>
+          <w:rFonts w:ascii="Times New Roman" w:eastAsia="Times New Roman" w:hAnsi="Times New Roman" w:cs="Times New Roman"/>
+          <w:sz w:val="24"/>
+          <w:szCs w:val="24"/>
+          <w:lang w:eastAsia="hu-HU"/>
+        </w:rPr>
+        <w:t xml:space="preserve">, </w:t>
+      </w:r>
+      <w:proofErr w:type="spellStart"/>
+      <w:r>
+        <w:rPr>
+          <w:rFonts w:ascii="Times New Roman" w:eastAsia="Times New Roman" w:hAnsi="Times New Roman" w:cs="Times New Roman"/>
+          <w:i/>
+          <w:iCs/>
+          <w:sz w:val="24"/>
+          <w:szCs w:val="24"/>
+          <w:lang w:eastAsia="hu-HU"/>
+        </w:rPr>
+        <w:t>vehicle_id</w:t>
+      </w:r>
+      <w:proofErr w:type="spellEnd"/>
+      <w:r>
+        <w:rPr>
+          <w:rFonts w:ascii="Times New Roman" w:eastAsia="Times New Roman" w:hAnsi="Times New Roman" w:cs="Times New Roman"/>
+          <w:i/>
+          <w:iCs/>
+          <w:sz w:val="24"/>
+          <w:szCs w:val="24"/>
+          <w:lang w:eastAsia="hu-HU"/>
+        </w:rPr>
+        <w:t xml:space="preserve"> </w:t>
+      </w:r>
+      <w:r>
+        <w:rPr>
+          <w:rFonts w:ascii="Times New Roman" w:eastAsia="Times New Roman" w:hAnsi="Times New Roman" w:cs="Times New Roman"/>
+          <w:sz w:val="24"/>
+          <w:szCs w:val="24"/>
+          <w:lang w:eastAsia="hu-HU"/>
+        </w:rPr>
+        <w:t xml:space="preserve">, </w:t>
+      </w:r>
+      <w:proofErr w:type="spellStart"/>
+      <w:r>
+        <w:rPr>
+          <w:rFonts w:ascii="Times New Roman" w:eastAsia="Times New Roman" w:hAnsi="Times New Roman" w:cs="Times New Roman"/>
+          <w:i/>
+          <w:iCs/>
+          <w:sz w:val="24"/>
+          <w:szCs w:val="24"/>
+          <w:lang w:eastAsia="hu-HU"/>
+        </w:rPr>
+        <w:t>service_id</w:t>
+      </w:r>
+      <w:proofErr w:type="spellEnd"/>
+      <w:r>
+        <w:rPr>
+          <w:rFonts w:ascii="Times New Roman" w:eastAsia="Times New Roman" w:hAnsi="Times New Roman" w:cs="Times New Roman"/>
+          <w:sz w:val="24"/>
+          <w:szCs w:val="24"/>
+          <w:lang w:eastAsia="hu-HU"/>
+        </w:rPr>
+        <w:t xml:space="preserve">, </w:t>
+      </w:r>
+      <w:proofErr w:type="spellStart"/>
+      <w:r>
+        <w:rPr>
+          <w:rFonts w:ascii="Times New Roman" w:eastAsia="Times New Roman" w:hAnsi="Times New Roman" w:cs="Times New Roman"/>
+          <w:sz w:val="24"/>
+          <w:szCs w:val="24"/>
+          <w:lang w:eastAsia="hu-HU"/>
+        </w:rPr>
+        <w:t>date</w:t>
+      </w:r>
+      <w:proofErr w:type="spellEnd"/>
+      <w:r>
+        <w:rPr>
+          <w:rFonts w:ascii="Times New Roman" w:eastAsia="Times New Roman" w:hAnsi="Times New Roman" w:cs="Times New Roman"/>
+          <w:sz w:val="24"/>
+          <w:szCs w:val="24"/>
+          <w:lang w:eastAsia="hu-HU"/>
+        </w:rPr>
+        <w:t xml:space="preserve">, status, </w:t>
+      </w:r>
+      <w:proofErr w:type="spellStart"/>
+      <w:r>
+        <w:rPr>
+          <w:rFonts w:ascii="Times New Roman" w:eastAsia="Times New Roman" w:hAnsi="Times New Roman" w:cs="Times New Roman"/>
+          <w:sz w:val="24"/>
+          <w:szCs w:val="24"/>
+          <w:lang w:eastAsia="hu-HU"/>
+        </w:rPr>
+        <w:t>note</w:t>
+      </w:r>
+      <w:proofErr w:type="spellEnd"/>
+      <w:r>
+        <w:rPr>
+          <w:rFonts w:ascii="Times New Roman" w:eastAsia="Times New Roman" w:hAnsi="Times New Roman" w:cs="Times New Roman"/>
+          <w:sz w:val="24"/>
+          <w:szCs w:val="24"/>
+          <w:lang w:eastAsia="hu-HU"/>
+        </w:rPr>
+        <w:t xml:space="preserve">, </w:t>
+      </w:r>
+      <w:proofErr w:type="spellStart"/>
+      <w:r>
+        <w:rPr>
+          <w:rFonts w:ascii="Times New Roman" w:eastAsia="Times New Roman" w:hAnsi="Times New Roman" w:cs="Times New Roman"/>
+          <w:sz w:val="24"/>
+          <w:szCs w:val="24"/>
+          <w:lang w:eastAsia="hu-HU"/>
+        </w:rPr>
+        <w:t>created_at</w:t>
+      </w:r>
+      <w:proofErr w:type="spellEnd"/>
+      <w:r>
+        <w:rPr>
+          <w:rFonts w:ascii="Times New Roman" w:eastAsia="Times New Roman" w:hAnsi="Times New Roman" w:cs="Times New Roman"/>
+          <w:sz w:val="24"/>
+          <w:szCs w:val="24"/>
+          <w:lang w:eastAsia="hu-HU"/>
+        </w:rPr>
+        <w:t xml:space="preserve">, </w:t>
+      </w:r>
+      <w:proofErr w:type="spellStart"/>
+      <w:r>
+        <w:rPr>
+          <w:rFonts w:ascii="Times New Roman" w:eastAsia="Times New Roman" w:hAnsi="Times New Roman" w:cs="Times New Roman"/>
+          <w:sz w:val="24"/>
+          <w:szCs w:val="24"/>
+          <w:lang w:eastAsia="hu-HU"/>
+        </w:rPr>
+        <w:t>price</w:t>
+      </w:r>
+      <w:proofErr w:type="spellEnd"/>
+      <w:r>
+        <w:rPr>
+          <w:rFonts w:ascii="Times New Roman" w:eastAsia="Times New Roman" w:hAnsi="Times New Roman" w:cs="Times New Roman"/>
+          <w:sz w:val="24"/>
+          <w:szCs w:val="24"/>
+          <w:lang w:eastAsia="hu-HU"/>
+        </w:rPr>
+        <w:t>)</w:t>
+      </w:r>
+    </w:p>
+    <w:p>
+      <w:pPr>
+        <w:spacing w:before="100" w:beforeAutospacing="1" w:after="100" w:afterAutospacing="1" w:line="240" w:lineRule="auto"/>
+        <w:rPr>
+          <w:rFonts w:ascii="Times New Roman" w:eastAsia="Times New Roman" w:hAnsi="Times New Roman" w:cs="Times New Roman"/>
+          <w:sz w:val="24"/>
+          <w:szCs w:val="24"/>
+          <w:lang w:eastAsia="hu-HU"/>
+        </w:rPr>
+      </w:pPr>
+      <w:proofErr w:type="gramStart"/>
+      <w:r>
+        <w:rPr>
+          <w:rFonts w:ascii="Times New Roman" w:eastAsia="Times New Roman" w:hAnsi="Symbol" w:cs="Times New Roman"/>
+          <w:sz w:val="24"/>
+          <w:szCs w:val="24"/>
+          <w:lang w:eastAsia="hu-HU"/>
+        </w:rPr>
+        <w:t></w:t>
+      </w:r>
+      <w:r>
+        <w:rPr>
+          <w:rFonts w:ascii="Times New Roman" w:eastAsia="Times New Roman" w:hAnsi="Times New Roman" w:cs="Times New Roman"/>
+          <w:sz w:val="24"/>
+          <w:szCs w:val="24"/>
+          <w:lang w:eastAsia="hu-HU"/>
+        </w:rPr>
+        <w:t xml:space="preserve">  </w:t>
+      </w:r>
+      <w:proofErr w:type="spellStart"/>
+      <w:r>
+        <w:rPr>
+          <w:rFonts w:ascii="Times New Roman" w:eastAsia="Times New Roman" w:hAnsi="Times New Roman" w:cs="Times New Roman"/>
+          <w:b/>
+          <w:bCs/>
+          <w:sz w:val="24"/>
+          <w:szCs w:val="24"/>
+          <w:lang w:eastAsia="hu-HU"/>
+        </w:rPr>
+        <w:t>cart</w:t>
+      </w:r>
+      <w:proofErr w:type="spellEnd"/>
+      <w:proofErr w:type="gramEnd"/>
+      <w:r>
+        <w:rPr>
+          <w:rFonts w:ascii="Times New Roman" w:eastAsia="Times New Roman" w:hAnsi="Times New Roman" w:cs="Times New Roman"/>
+          <w:sz w:val="24"/>
+          <w:szCs w:val="24"/>
+          <w:lang w:eastAsia="hu-HU"/>
+        </w:rPr>
+        <w:t xml:space="preserve"> (</w:t>
+      </w:r>
+      <w:proofErr w:type="spellStart"/>
+      <w:r>
+        <w:rPr>
+          <w:rFonts w:ascii="Times New Roman" w:eastAsia="Times New Roman" w:hAnsi="Times New Roman" w:cs="Times New Roman"/>
+          <w:b/>
+          <w:bCs/>
+          <w:sz w:val="24"/>
+          <w:szCs w:val="24"/>
+          <w:lang w:eastAsia="hu-HU"/>
+        </w:rPr>
+        <w:t>id</w:t>
+      </w:r>
+      <w:proofErr w:type="spellEnd"/>
+      <w:r>
+        <w:rPr>
+          <w:rFonts w:ascii="Times New Roman" w:eastAsia="Times New Roman" w:hAnsi="Times New Roman" w:cs="Times New Roman"/>
+          <w:sz w:val="24"/>
+          <w:szCs w:val="24"/>
+          <w:lang w:eastAsia="hu-HU"/>
+        </w:rPr>
+        <w:t xml:space="preserve">, </w:t>
+      </w:r>
+      <w:proofErr w:type="spellStart"/>
+      <w:r>
+        <w:rPr>
+          <w:rFonts w:ascii="Times New Roman" w:eastAsia="Times New Roman" w:hAnsi="Times New Roman" w:cs="Times New Roman"/>
+          <w:i/>
+          <w:iCs/>
+          <w:sz w:val="24"/>
+          <w:szCs w:val="24"/>
+          <w:lang w:eastAsia="hu-HU"/>
+        </w:rPr>
+        <w:t>user_id</w:t>
+      </w:r>
+      <w:proofErr w:type="spellEnd"/>
+      <w:r>
+        <w:rPr>
+          <w:rFonts w:ascii="Times New Roman" w:eastAsia="Times New Roman" w:hAnsi="Times New Roman" w:cs="Times New Roman"/>
+          <w:sz w:val="24"/>
+          <w:szCs w:val="24"/>
+          <w:lang w:eastAsia="hu-HU"/>
+        </w:rPr>
+        <w:t xml:space="preserve">, </w:t>
+      </w:r>
+      <w:proofErr w:type="spellStart"/>
+      <w:r>
+        <w:rPr>
+          <w:rFonts w:ascii="Times New Roman" w:eastAsia="Times New Roman" w:hAnsi="Times New Roman" w:cs="Times New Roman"/>
+          <w:sz w:val="24"/>
+          <w:szCs w:val="24"/>
+          <w:lang w:eastAsia="hu-HU"/>
+        </w:rPr>
+        <w:t>date</w:t>
+      </w:r>
+      <w:proofErr w:type="spellEnd"/>
+      <w:r>
+        <w:rPr>
+          <w:rFonts w:ascii="Times New Roman" w:eastAsia="Times New Roman" w:hAnsi="Times New Roman" w:cs="Times New Roman"/>
+          <w:sz w:val="24"/>
+          <w:szCs w:val="24"/>
+          <w:lang w:eastAsia="hu-HU"/>
+        </w:rPr>
+        <w:t>)</w:t>
+      </w:r>
+    </w:p>
+    <w:p>
+      <w:pPr>
+        <w:spacing w:before="100" w:beforeAutospacing="1" w:after="100" w:afterAutospacing="1" w:line="240" w:lineRule="auto"/>
+        <w:rPr>
+          <w:rFonts w:ascii="Times New Roman" w:eastAsia="Times New Roman" w:hAnsi="Times New Roman" w:cs="Times New Roman"/>
+          <w:sz w:val="24"/>
+          <w:szCs w:val="24"/>
+          <w:lang w:eastAsia="hu-HU"/>
+        </w:rPr>
+      </w:pPr>
+      <w:proofErr w:type="gramStart"/>
+      <w:r>
+        <w:rPr>
+          <w:rFonts w:ascii="Times New Roman" w:eastAsia="Times New Roman" w:hAnsi="Symbol" w:cs="Times New Roman"/>
+          <w:sz w:val="24"/>
+          <w:szCs w:val="24"/>
+          <w:lang w:eastAsia="hu-HU"/>
+        </w:rPr>
+        <w:t></w:t>
+      </w:r>
+      <w:r>
+        <w:rPr>
+          <w:rFonts w:ascii="Times New Roman" w:eastAsia="Times New Roman" w:hAnsi="Times New Roman" w:cs="Times New Roman"/>
+          <w:sz w:val="24"/>
+          <w:szCs w:val="24"/>
+          <w:lang w:eastAsia="hu-HU"/>
+        </w:rPr>
+        <w:t xml:space="preserve">  </w:t>
+      </w:r>
+      <w:proofErr w:type="spellStart"/>
+      <w:r>
+        <w:rPr>
+          <w:rFonts w:ascii="Times New Roman" w:eastAsia="Times New Roman" w:hAnsi="Times New Roman" w:cs="Times New Roman"/>
+          <w:b/>
+          <w:bCs/>
+          <w:sz w:val="24"/>
+          <w:szCs w:val="24"/>
+          <w:lang w:eastAsia="hu-HU"/>
+        </w:rPr>
+        <w:t>cart</w:t>
+      </w:r>
+      <w:proofErr w:type="gramEnd"/>
+      <w:r>
+        <w:rPr>
+          <w:rFonts w:ascii="Times New Roman" w:eastAsia="Times New Roman" w:hAnsi="Times New Roman" w:cs="Times New Roman"/>
+          <w:b/>
+          <w:bCs/>
+          <w:sz w:val="24"/>
+          <w:szCs w:val="24"/>
+          <w:lang w:eastAsia="hu-HU"/>
+        </w:rPr>
+        <w:t>_items</w:t>
+      </w:r>
+      <w:proofErr w:type="spellEnd"/>
+      <w:r>
+        <w:rPr>
+          <w:rFonts w:ascii="Times New Roman" w:eastAsia="Times New Roman" w:hAnsi="Times New Roman" w:cs="Times New Roman"/>
+          <w:sz w:val="24"/>
+          <w:szCs w:val="24"/>
+          <w:lang w:eastAsia="hu-HU"/>
+        </w:rPr>
+        <w:t xml:space="preserve"> (</w:t>
+      </w:r>
+      <w:proofErr w:type="spellStart"/>
+      <w:r>
+        <w:rPr>
+          <w:rFonts w:ascii="Times New Roman" w:eastAsia="Times New Roman" w:hAnsi="Times New Roman" w:cs="Times New Roman"/>
+          <w:b/>
+          <w:bCs/>
+          <w:sz w:val="24"/>
+          <w:szCs w:val="24"/>
+          <w:lang w:eastAsia="hu-HU"/>
+        </w:rPr>
+        <w:t>id</w:t>
+      </w:r>
+      <w:proofErr w:type="spellEnd"/>
+      <w:r>
+        <w:rPr>
+          <w:rFonts w:ascii="Times New Roman" w:eastAsia="Times New Roman" w:hAnsi="Times New Roman" w:cs="Times New Roman"/>
+          <w:sz w:val="24"/>
+          <w:szCs w:val="24"/>
+          <w:lang w:eastAsia="hu-HU"/>
+        </w:rPr>
+        <w:t xml:space="preserve">, </w:t>
+      </w:r>
+      <w:proofErr w:type="spellStart"/>
+      <w:r>
+        <w:rPr>
+          <w:rFonts w:ascii="Times New Roman" w:eastAsia="Times New Roman" w:hAnsi="Times New Roman" w:cs="Times New Roman"/>
+          <w:i/>
+          <w:iCs/>
+          <w:sz w:val="24"/>
+          <w:szCs w:val="24"/>
+          <w:lang w:eastAsia="hu-HU"/>
+        </w:rPr>
+        <w:t>cart_id</w:t>
+      </w:r>
+      <w:proofErr w:type="spellEnd"/>
+      <w:r>
+        <w:rPr>
+          <w:rFonts w:ascii="Times New Roman" w:eastAsia="Times New Roman" w:hAnsi="Times New Roman" w:cs="Times New Roman"/>
+          <w:sz w:val="24"/>
+          <w:szCs w:val="24"/>
+          <w:lang w:eastAsia="hu-HU"/>
+        </w:rPr>
+        <w:t xml:space="preserve">, </w:t>
+      </w:r>
+      <w:proofErr w:type="spellStart"/>
+      <w:r>
+        <w:rPr>
+          <w:rFonts w:ascii="Times New Roman" w:eastAsia="Times New Roman" w:hAnsi="Times New Roman" w:cs="Times New Roman"/>
+          <w:i/>
+          <w:iCs/>
+          <w:sz w:val="24"/>
+          <w:szCs w:val="24"/>
+          <w:lang w:eastAsia="hu-HU"/>
+        </w:rPr>
+        <w:t>product_id</w:t>
+      </w:r>
+      <w:proofErr w:type="spellEnd"/>
+      <w:r>
+        <w:rPr>
+          <w:rFonts w:ascii="Times New Roman" w:eastAsia="Times New Roman" w:hAnsi="Times New Roman" w:cs="Times New Roman"/>
+          <w:sz w:val="24"/>
+          <w:szCs w:val="24"/>
+          <w:lang w:eastAsia="hu-HU"/>
+        </w:rPr>
+        <w:t xml:space="preserve">, </w:t>
+      </w:r>
+      <w:proofErr w:type="spellStart"/>
+      <w:r>
+        <w:rPr>
+          <w:rFonts w:ascii="Times New Roman" w:eastAsia="Times New Roman" w:hAnsi="Times New Roman" w:cs="Times New Roman"/>
+          <w:sz w:val="24"/>
+          <w:szCs w:val="24"/>
+          <w:lang w:eastAsia="hu-HU"/>
+        </w:rPr>
+        <w:t>quantity</w:t>
+      </w:r>
+      <w:proofErr w:type="spellEnd"/>
+      <w:r>
+        <w:rPr>
+          <w:rFonts w:ascii="Times New Roman" w:eastAsia="Times New Roman" w:hAnsi="Times New Roman" w:cs="Times New Roman"/>
+          <w:sz w:val="24"/>
+          <w:szCs w:val="24"/>
+          <w:lang w:eastAsia="hu-HU"/>
+        </w:rPr>
+        <w:t>)</w:t>
+      </w:r>
+    </w:p>
+    <w:p>
+      <w:pPr>
+        <w:spacing w:before="100" w:beforeAutospacing="1" w:after="100" w:afterAutospacing="1" w:line="240" w:lineRule="auto"/>
+        <w:rPr>
+          <w:rFonts w:ascii="Times New Roman" w:eastAsia="Times New Roman" w:hAnsi="Times New Roman" w:cs="Times New Roman"/>
+          <w:sz w:val="24"/>
+          <w:szCs w:val="24"/>
+          <w:lang w:eastAsia="hu-HU"/>
+        </w:rPr>
+      </w:pPr>
+      <w:proofErr w:type="gramStart"/>
+      <w:r>
+        <w:rPr>
+          <w:rFonts w:ascii="Times New Roman" w:eastAsia="Times New Roman" w:hAnsi="Symbol" w:cs="Times New Roman"/>
+          <w:sz w:val="24"/>
+          <w:szCs w:val="24"/>
+          <w:lang w:eastAsia="hu-HU"/>
+        </w:rPr>
+        <w:t></w:t>
+      </w:r>
+      <w:r>
+        <w:rPr>
+          <w:rFonts w:ascii="Times New Roman" w:eastAsia="Times New Roman" w:hAnsi="Times New Roman" w:cs="Times New Roman"/>
+          <w:sz w:val="24"/>
+          <w:szCs w:val="24"/>
+          <w:lang w:eastAsia="hu-HU"/>
+        </w:rPr>
+        <w:t xml:space="preserve">  </w:t>
+      </w:r>
+      <w:r>
+        <w:rPr>
+          <w:rFonts w:ascii="Times New Roman" w:eastAsia="Times New Roman" w:hAnsi="Times New Roman" w:cs="Times New Roman"/>
+          <w:b/>
+          <w:bCs/>
+          <w:sz w:val="24"/>
+          <w:szCs w:val="24"/>
+          <w:lang w:eastAsia="hu-HU"/>
+        </w:rPr>
+        <w:t>country</w:t>
+      </w:r>
+      <w:proofErr w:type="gramEnd"/>
+      <w:r>
+        <w:rPr>
+          <w:rFonts w:ascii="Times New Roman" w:eastAsia="Times New Roman" w:hAnsi="Times New Roman" w:cs="Times New Roman"/>
+          <w:sz w:val="24"/>
+          <w:szCs w:val="24"/>
+          <w:lang w:eastAsia="hu-HU"/>
+        </w:rPr>
+        <w:t xml:space="preserve"> (</w:t>
+      </w:r>
+      <w:proofErr w:type="spellStart"/>
+      <w:r>
+        <w:rPr>
+          <w:rFonts w:ascii="Times New Roman" w:eastAsia="Times New Roman" w:hAnsi="Times New Roman" w:cs="Times New Roman"/>
+          <w:b/>
+          <w:bCs/>
+          <w:sz w:val="24"/>
+          <w:szCs w:val="24"/>
+          <w:lang w:eastAsia="hu-HU"/>
+        </w:rPr>
+        <w:t>id</w:t>
+      </w:r>
+      <w:proofErr w:type="spellEnd"/>
+      <w:r>
+        <w:rPr>
+          <w:rFonts w:ascii="Times New Roman" w:eastAsia="Times New Roman" w:hAnsi="Times New Roman" w:cs="Times New Roman"/>
+          <w:sz w:val="24"/>
+          <w:szCs w:val="24"/>
+          <w:lang w:eastAsia="hu-HU"/>
+        </w:rPr>
+        <w:t xml:space="preserve">, </w:t>
+      </w:r>
+      <w:proofErr w:type="spellStart"/>
+      <w:r>
+        <w:rPr>
+          <w:rFonts w:ascii="Times New Roman" w:eastAsia="Times New Roman" w:hAnsi="Times New Roman" w:cs="Times New Roman"/>
+          <w:sz w:val="24"/>
+          <w:szCs w:val="24"/>
+          <w:lang w:eastAsia="hu-HU"/>
+        </w:rPr>
+        <w:t>name</w:t>
+      </w:r>
+      <w:proofErr w:type="spellEnd"/>
+      <w:r>
+        <w:rPr>
+          <w:rFonts w:ascii="Times New Roman" w:eastAsia="Times New Roman" w:hAnsi="Times New Roman" w:cs="Times New Roman"/>
+          <w:sz w:val="24"/>
+          <w:szCs w:val="24"/>
+          <w:lang w:eastAsia="hu-HU"/>
+        </w:rPr>
+        <w:t>)</w:t>
+      </w:r>
+    </w:p>
+    <w:p>
+      <w:pPr>
+        <w:spacing w:before="100" w:beforeAutospacing="1" w:after="100" w:afterAutospacing="1" w:line="240" w:lineRule="auto"/>
+        <w:rPr>
+          <w:rFonts w:ascii="Times New Roman" w:eastAsia="Times New Roman" w:hAnsi="Times New Roman" w:cs="Times New Roman"/>
+          <w:sz w:val="24"/>
+          <w:szCs w:val="24"/>
+          <w:lang w:eastAsia="hu-HU"/>
+        </w:rPr>
+      </w:pPr>
+      <w:proofErr w:type="gramStart"/>
+      <w:r>
+        <w:rPr>
+          <w:rFonts w:ascii="Times New Roman" w:eastAsia="Times New Roman" w:hAnsi="Symbol" w:cs="Times New Roman"/>
+          <w:sz w:val="24"/>
+          <w:szCs w:val="24"/>
+          <w:lang w:eastAsia="hu-HU"/>
+        </w:rPr>
+        <w:t></w:t>
+      </w:r>
+      <w:r>
+        <w:rPr>
+          <w:rFonts w:ascii="Times New Roman" w:eastAsia="Times New Roman" w:hAnsi="Times New Roman" w:cs="Times New Roman"/>
+          <w:sz w:val="24"/>
+          <w:szCs w:val="24"/>
+          <w:lang w:eastAsia="hu-HU"/>
+        </w:rPr>
+        <w:t xml:space="preserve">  </w:t>
+      </w:r>
+      <w:proofErr w:type="spellStart"/>
+      <w:r>
+        <w:rPr>
+          <w:rFonts w:ascii="Times New Roman" w:eastAsia="Times New Roman" w:hAnsi="Times New Roman" w:cs="Times New Roman"/>
+          <w:b/>
+          <w:bCs/>
+          <w:sz w:val="24"/>
+          <w:szCs w:val="24"/>
+          <w:lang w:eastAsia="hu-HU"/>
+        </w:rPr>
+        <w:t>hero</w:t>
+      </w:r>
+      <w:proofErr w:type="gramEnd"/>
+      <w:r>
+        <w:rPr>
+          <w:rFonts w:ascii="Times New Roman" w:eastAsia="Times New Roman" w:hAnsi="Times New Roman" w:cs="Times New Roman"/>
+          <w:b/>
+          <w:bCs/>
+          <w:sz w:val="24"/>
+          <w:szCs w:val="24"/>
+          <w:lang w:eastAsia="hu-HU"/>
+        </w:rPr>
+        <w:t>_content</w:t>
+      </w:r>
+      <w:proofErr w:type="spellEnd"/>
+      <w:r>
+        <w:rPr>
+          <w:rFonts w:ascii="Times New Roman" w:eastAsia="Times New Roman" w:hAnsi="Times New Roman" w:cs="Times New Roman"/>
+          <w:sz w:val="24"/>
+          <w:szCs w:val="24"/>
+          <w:lang w:eastAsia="hu-HU"/>
+        </w:rPr>
+        <w:t xml:space="preserve"> (</w:t>
+      </w:r>
+      <w:proofErr w:type="spellStart"/>
+      <w:r>
+        <w:rPr>
+          <w:rFonts w:ascii="Times New Roman" w:eastAsia="Times New Roman" w:hAnsi="Times New Roman" w:cs="Times New Roman"/>
+          <w:b/>
+          <w:bCs/>
+          <w:sz w:val="24"/>
+          <w:szCs w:val="24"/>
+          <w:lang w:eastAsia="hu-HU"/>
+        </w:rPr>
+        <w:t>id</w:t>
+      </w:r>
+      <w:proofErr w:type="spellEnd"/>
+      <w:r>
+        <w:rPr>
+          <w:rFonts w:ascii="Times New Roman" w:eastAsia="Times New Roman" w:hAnsi="Times New Roman" w:cs="Times New Roman"/>
+          <w:sz w:val="24"/>
+          <w:szCs w:val="24"/>
+          <w:lang w:eastAsia="hu-HU"/>
+        </w:rPr>
+        <w:t xml:space="preserve">, </w:t>
+      </w:r>
+      <w:proofErr w:type="spellStart"/>
+      <w:r>
+        <w:rPr>
+          <w:rFonts w:ascii="Times New Roman" w:eastAsia="Times New Roman" w:hAnsi="Times New Roman" w:cs="Times New Roman"/>
+          <w:sz w:val="24"/>
+          <w:szCs w:val="24"/>
+          <w:lang w:eastAsia="hu-HU"/>
+        </w:rPr>
+        <w:t>heroTitle</w:t>
+      </w:r>
+      <w:proofErr w:type="spellEnd"/>
+      <w:r>
+        <w:rPr>
+          <w:rFonts w:ascii="Times New Roman" w:eastAsia="Times New Roman" w:hAnsi="Times New Roman" w:cs="Times New Roman"/>
+          <w:sz w:val="24"/>
+          <w:szCs w:val="24"/>
+          <w:lang w:eastAsia="hu-HU"/>
+        </w:rPr>
+        <w:t xml:space="preserve">, </w:t>
+      </w:r>
+      <w:proofErr w:type="spellStart"/>
+      <w:r>
+        <w:rPr>
+          <w:rFonts w:ascii="Times New Roman" w:eastAsia="Times New Roman" w:hAnsi="Times New Roman" w:cs="Times New Roman"/>
+          <w:sz w:val="24"/>
+          <w:szCs w:val="24"/>
+          <w:lang w:eastAsia="hu-HU"/>
+        </w:rPr>
+        <w:t>heroSubtitle</w:t>
+      </w:r>
+      <w:proofErr w:type="spellEnd"/>
+      <w:r>
+        <w:rPr>
+          <w:rFonts w:ascii="Times New Roman" w:eastAsia="Times New Roman" w:hAnsi="Times New Roman" w:cs="Times New Roman"/>
+          <w:sz w:val="24"/>
+          <w:szCs w:val="24"/>
+          <w:lang w:eastAsia="hu-HU"/>
+        </w:rPr>
+        <w:t xml:space="preserve">, </w:t>
+      </w:r>
+      <w:proofErr w:type="spellStart"/>
+      <w:r>
+        <w:rPr>
+          <w:rFonts w:ascii="Times New Roman" w:eastAsia="Times New Roman" w:hAnsi="Times New Roman" w:cs="Times New Roman"/>
+          <w:sz w:val="24"/>
+          <w:szCs w:val="24"/>
+          <w:lang w:eastAsia="hu-HU"/>
+        </w:rPr>
+        <w:t>heroDescription</w:t>
+      </w:r>
+      <w:proofErr w:type="spellEnd"/>
+      <w:r>
+        <w:rPr>
+          <w:rFonts w:ascii="Times New Roman" w:eastAsia="Times New Roman" w:hAnsi="Times New Roman" w:cs="Times New Roman"/>
+          <w:sz w:val="24"/>
+          <w:szCs w:val="24"/>
+          <w:lang w:eastAsia="hu-HU"/>
+        </w:rPr>
+        <w:t>)</w:t>
+      </w:r>
+    </w:p>
+    <w:p>
+      <w:pPr>
+        <w:spacing w:before="100" w:beforeAutospacing="1" w:after="100" w:afterAutospacing="1" w:line="240" w:lineRule="auto"/>
+        <w:rPr>
+          <w:rFonts w:ascii="Times New Roman" w:eastAsia="Times New Roman" w:hAnsi="Times New Roman" w:cs="Times New Roman"/>
+          <w:sz w:val="24"/>
+          <w:szCs w:val="24"/>
+          <w:lang w:eastAsia="hu-HU"/>
+        </w:rPr>
+      </w:pPr>
+      <w:proofErr w:type="gramStart"/>
+      <w:r>
+        <w:rPr>
+          <w:rFonts w:ascii="Times New Roman" w:eastAsia="Times New Roman" w:hAnsi="Symbol" w:cs="Times New Roman"/>
+          <w:sz w:val="24"/>
+          <w:szCs w:val="24"/>
+          <w:lang w:eastAsia="hu-HU"/>
+        </w:rPr>
+        <w:t></w:t>
+      </w:r>
+      <w:r>
+        <w:rPr>
+          <w:rFonts w:ascii="Times New Roman" w:eastAsia="Times New Roman" w:hAnsi="Times New Roman" w:cs="Times New Roman"/>
+          <w:sz w:val="24"/>
+          <w:szCs w:val="24"/>
+          <w:lang w:eastAsia="hu-HU"/>
+        </w:rPr>
+        <w:t xml:space="preserve">  </w:t>
+      </w:r>
+      <w:proofErr w:type="spellStart"/>
+      <w:r>
+        <w:rPr>
+          <w:rFonts w:ascii="Times New Roman" w:eastAsia="Times New Roman" w:hAnsi="Times New Roman" w:cs="Times New Roman"/>
+          <w:b/>
+          <w:bCs/>
+          <w:sz w:val="24"/>
+          <w:szCs w:val="24"/>
+          <w:lang w:eastAsia="hu-HU"/>
+        </w:rPr>
+        <w:t>language</w:t>
+      </w:r>
+      <w:proofErr w:type="spellEnd"/>
+      <w:proofErr w:type="gramEnd"/>
+      <w:r>
+        <w:rPr>
+          <w:rFonts w:ascii="Times New Roman" w:eastAsia="Times New Roman" w:hAnsi="Times New Roman" w:cs="Times New Roman"/>
+          <w:sz w:val="24"/>
+          <w:szCs w:val="24"/>
+          <w:lang w:eastAsia="hu-HU"/>
+        </w:rPr>
+        <w:t xml:space="preserve"> (</w:t>
+      </w:r>
+      <w:proofErr w:type="spellStart"/>
+      <w:r>
+        <w:rPr>
+          <w:rFonts w:ascii="Times New Roman" w:eastAsia="Times New Roman" w:hAnsi="Times New Roman" w:cs="Times New Roman"/>
+          <w:b/>
+          <w:bCs/>
+          <w:sz w:val="24"/>
+          <w:szCs w:val="24"/>
+          <w:lang w:eastAsia="hu-HU"/>
+        </w:rPr>
+        <w:t>id</w:t>
+      </w:r>
+      <w:proofErr w:type="spellEnd"/>
+      <w:r>
+        <w:rPr>
+          <w:rFonts w:ascii="Times New Roman" w:eastAsia="Times New Roman" w:hAnsi="Times New Roman" w:cs="Times New Roman"/>
+          <w:sz w:val="24"/>
+          <w:szCs w:val="24"/>
+          <w:lang w:eastAsia="hu-HU"/>
+        </w:rPr>
+        <w:t xml:space="preserve">, </w:t>
+      </w:r>
+      <w:proofErr w:type="spellStart"/>
+      <w:r>
+        <w:rPr>
+          <w:rFonts w:ascii="Times New Roman" w:eastAsia="Times New Roman" w:hAnsi="Times New Roman" w:cs="Times New Roman"/>
+          <w:sz w:val="24"/>
+          <w:szCs w:val="24"/>
+          <w:lang w:eastAsia="hu-HU"/>
+        </w:rPr>
+        <w:t>data</w:t>
+      </w:r>
+      <w:proofErr w:type="spellEnd"/>
+      <w:r>
+        <w:rPr>
+          <w:rFonts w:ascii="Times New Roman" w:eastAsia="Times New Roman" w:hAnsi="Times New Roman" w:cs="Times New Roman"/>
+          <w:sz w:val="24"/>
+          <w:szCs w:val="24"/>
+          <w:lang w:eastAsia="hu-HU"/>
+        </w:rPr>
+        <w:t>)</w:t>
+      </w:r>
+    </w:p>
+    <w:p>
+      <w:pPr>
+        <w:spacing w:before="100" w:beforeAutospacing="1" w:after="100" w:afterAutospacing="1" w:line="240" w:lineRule="auto"/>
+        <w:rPr>
+          <w:rFonts w:ascii="Times New Roman" w:eastAsia="Times New Roman" w:hAnsi="Times New Roman" w:cs="Times New Roman"/>
+          <w:sz w:val="24"/>
+          <w:szCs w:val="24"/>
+          <w:lang w:eastAsia="hu-HU"/>
+        </w:rPr>
+      </w:pPr>
+      <w:proofErr w:type="gramStart"/>
+      <w:r>
+        <w:rPr>
+          <w:rFonts w:ascii="Times New Roman" w:eastAsia="Times New Roman" w:hAnsi="Symbol" w:cs="Times New Roman"/>
+          <w:sz w:val="24"/>
+          <w:szCs w:val="24"/>
+          <w:lang w:eastAsia="hu-HU"/>
+        </w:rPr>
+        <w:t></w:t>
+      </w:r>
+      <w:r>
+        <w:rPr>
+          <w:rFonts w:ascii="Times New Roman" w:eastAsia="Times New Roman" w:hAnsi="Times New Roman" w:cs="Times New Roman"/>
+          <w:sz w:val="24"/>
+          <w:szCs w:val="24"/>
+          <w:lang w:eastAsia="hu-HU"/>
+        </w:rPr>
+        <w:t xml:space="preserve">  </w:t>
+      </w:r>
+      <w:proofErr w:type="spellStart"/>
+      <w:r>
+        <w:rPr>
+          <w:rFonts w:ascii="Times New Roman" w:eastAsia="Times New Roman" w:hAnsi="Times New Roman" w:cs="Times New Roman"/>
+          <w:b/>
+          <w:bCs/>
+          <w:sz w:val="24"/>
+          <w:szCs w:val="24"/>
+          <w:lang w:eastAsia="hu-HU"/>
+        </w:rPr>
+        <w:t>products</w:t>
+      </w:r>
+      <w:proofErr w:type="spellEnd"/>
+      <w:proofErr w:type="gramEnd"/>
+      <w:r>
+        <w:rPr>
+          <w:rFonts w:ascii="Times New Roman" w:eastAsia="Times New Roman" w:hAnsi="Times New Roman" w:cs="Times New Roman"/>
+          <w:sz w:val="24"/>
+          <w:szCs w:val="24"/>
+          <w:lang w:eastAsia="hu-HU"/>
+        </w:rPr>
+        <w:t xml:space="preserve"> (</w:t>
+      </w:r>
+      <w:proofErr w:type="spellStart"/>
+      <w:r>
+        <w:rPr>
+          <w:rFonts w:ascii="Times New Roman" w:eastAsia="Times New Roman" w:hAnsi="Times New Roman" w:cs="Times New Roman"/>
+          <w:b/>
+          <w:bCs/>
+          <w:sz w:val="24"/>
+          <w:szCs w:val="24"/>
+          <w:lang w:eastAsia="hu-HU"/>
+        </w:rPr>
+        <w:t>id</w:t>
+      </w:r>
+      <w:proofErr w:type="spellEnd"/>
+      <w:r>
+        <w:rPr>
+          <w:rFonts w:ascii="Times New Roman" w:eastAsia="Times New Roman" w:hAnsi="Times New Roman" w:cs="Times New Roman"/>
+          <w:sz w:val="24"/>
+          <w:szCs w:val="24"/>
+          <w:lang w:eastAsia="hu-HU"/>
+        </w:rPr>
+        <w:t xml:space="preserve">, </w:t>
+      </w:r>
+      <w:proofErr w:type="spellStart"/>
+      <w:r>
+        <w:rPr>
+          <w:rFonts w:ascii="Times New Roman" w:eastAsia="Times New Roman" w:hAnsi="Times New Roman" w:cs="Times New Roman"/>
+          <w:sz w:val="24"/>
+          <w:szCs w:val="24"/>
+          <w:lang w:eastAsia="hu-HU"/>
+        </w:rPr>
+        <w:t>name</w:t>
+      </w:r>
+      <w:proofErr w:type="spellEnd"/>
+      <w:r>
+        <w:rPr>
+          <w:rFonts w:ascii="Times New Roman" w:eastAsia="Times New Roman" w:hAnsi="Times New Roman" w:cs="Times New Roman"/>
+          <w:sz w:val="24"/>
+          <w:szCs w:val="24"/>
+          <w:lang w:eastAsia="hu-HU"/>
+        </w:rPr>
+        <w:t xml:space="preserve">, </w:t>
+      </w:r>
+      <w:proofErr w:type="spellStart"/>
+      <w:r>
+        <w:rPr>
+          <w:rFonts w:ascii="Times New Roman" w:eastAsia="Times New Roman" w:hAnsi="Times New Roman" w:cs="Times New Roman"/>
+          <w:sz w:val="24"/>
+          <w:szCs w:val="24"/>
+          <w:lang w:eastAsia="hu-HU"/>
+        </w:rPr>
+        <w:t>price</w:t>
+      </w:r>
+      <w:proofErr w:type="spellEnd"/>
+      <w:r>
+        <w:rPr>
+          <w:rFonts w:ascii="Times New Roman" w:eastAsia="Times New Roman" w:hAnsi="Times New Roman" w:cs="Times New Roman"/>
+          <w:sz w:val="24"/>
+          <w:szCs w:val="24"/>
+          <w:lang w:eastAsia="hu-HU"/>
+        </w:rPr>
+        <w:t xml:space="preserve">, </w:t>
+      </w:r>
+      <w:proofErr w:type="spellStart"/>
+      <w:r>
+        <w:rPr>
+          <w:rFonts w:ascii="Times New Roman" w:eastAsia="Times New Roman" w:hAnsi="Times New Roman" w:cs="Times New Roman"/>
+          <w:sz w:val="24"/>
+          <w:szCs w:val="24"/>
+          <w:lang w:eastAsia="hu-HU"/>
+        </w:rPr>
+        <w:t>storage_quantity</w:t>
+      </w:r>
+      <w:proofErr w:type="spellEnd"/>
+      <w:r>
+        <w:rPr>
+          <w:rFonts w:ascii="Times New Roman" w:eastAsia="Times New Roman" w:hAnsi="Times New Roman" w:cs="Times New Roman"/>
+          <w:sz w:val="24"/>
+          <w:szCs w:val="24"/>
+          <w:lang w:eastAsia="hu-HU"/>
+        </w:rPr>
+        <w:t xml:space="preserve">, </w:t>
+      </w:r>
+      <w:proofErr w:type="spellStart"/>
+      <w:r>
+        <w:rPr>
+          <w:rFonts w:ascii="Times New Roman" w:eastAsia="Times New Roman" w:hAnsi="Times New Roman" w:cs="Times New Roman"/>
+          <w:sz w:val="24"/>
+          <w:szCs w:val="24"/>
+          <w:lang w:eastAsia="hu-HU"/>
+        </w:rPr>
+        <w:t>type</w:t>
+      </w:r>
+      <w:proofErr w:type="spellEnd"/>
+      <w:r>
+        <w:rPr>
+          <w:rFonts w:ascii="Times New Roman" w:eastAsia="Times New Roman" w:hAnsi="Times New Roman" w:cs="Times New Roman"/>
+          <w:sz w:val="24"/>
+          <w:szCs w:val="24"/>
+          <w:lang w:eastAsia="hu-HU"/>
+        </w:rPr>
+        <w:t xml:space="preserve">, </w:t>
+      </w:r>
+      <w:proofErr w:type="spellStart"/>
+      <w:r>
+        <w:rPr>
+          <w:rFonts w:ascii="Times New Roman" w:eastAsia="Times New Roman" w:hAnsi="Times New Roman" w:cs="Times New Roman"/>
+          <w:sz w:val="24"/>
+          <w:szCs w:val="24"/>
+          <w:lang w:eastAsia="hu-HU"/>
+        </w:rPr>
+        <w:t>item_number</w:t>
+      </w:r>
+      <w:proofErr w:type="spellEnd"/>
+      <w:r>
+        <w:rPr>
+          <w:rFonts w:ascii="Times New Roman" w:eastAsia="Times New Roman" w:hAnsi="Times New Roman" w:cs="Times New Roman"/>
+          <w:sz w:val="24"/>
+          <w:szCs w:val="24"/>
+          <w:lang w:eastAsia="hu-HU"/>
+        </w:rPr>
+        <w:t xml:space="preserve">, </w:t>
+      </w:r>
+      <w:proofErr w:type="spellStart"/>
+      <w:r>
+        <w:rPr>
+          <w:rFonts w:ascii="Times New Roman" w:eastAsia="Times New Roman" w:hAnsi="Times New Roman" w:cs="Times New Roman"/>
+          <w:sz w:val="24"/>
+          <w:szCs w:val="24"/>
+          <w:lang w:eastAsia="hu-HU"/>
+        </w:rPr>
+        <w:t>description</w:t>
+      </w:r>
+      <w:proofErr w:type="spellEnd"/>
+      <w:r>
+        <w:rPr>
+          <w:rFonts w:ascii="Times New Roman" w:eastAsia="Times New Roman" w:hAnsi="Times New Roman" w:cs="Times New Roman"/>
+          <w:sz w:val="24"/>
+          <w:szCs w:val="24"/>
+          <w:lang w:eastAsia="hu-HU"/>
+        </w:rPr>
+        <w:t>)</w:t>
+      </w:r>
+    </w:p>
+    <w:p>
+      <w:pPr>
+        <w:spacing w:before="100" w:beforeAutospacing="1" w:after="100" w:afterAutospacing="1" w:line="240" w:lineRule="auto"/>
+        <w:rPr>
+          <w:rFonts w:ascii="Times New Roman" w:eastAsia="Times New Roman" w:hAnsi="Times New Roman" w:cs="Times New Roman"/>
+          <w:sz w:val="24"/>
+          <w:szCs w:val="24"/>
+          <w:lang w:eastAsia="hu-HU"/>
+        </w:rPr>
+      </w:pPr>
+      <w:proofErr w:type="gramStart"/>
+      <w:r>
+        <w:rPr>
+          <w:rFonts w:ascii="Times New Roman" w:eastAsia="Times New Roman" w:hAnsi="Symbol" w:cs="Times New Roman"/>
+          <w:sz w:val="24"/>
+          <w:szCs w:val="24"/>
+          <w:lang w:eastAsia="hu-HU"/>
+        </w:rPr>
+        <w:t></w:t>
+      </w:r>
+      <w:r>
+        <w:rPr>
+          <w:rFonts w:ascii="Times New Roman" w:eastAsia="Times New Roman" w:hAnsi="Times New Roman" w:cs="Times New Roman"/>
+          <w:sz w:val="24"/>
+          <w:szCs w:val="24"/>
+          <w:lang w:eastAsia="hu-HU"/>
+        </w:rPr>
+        <w:t xml:space="preserve">  </w:t>
+      </w:r>
+      <w:proofErr w:type="spellStart"/>
+      <w:r>
+        <w:rPr>
+          <w:rFonts w:ascii="Times New Roman" w:eastAsia="Times New Roman" w:hAnsi="Times New Roman" w:cs="Times New Roman"/>
+          <w:b/>
+          <w:bCs/>
+          <w:sz w:val="24"/>
+          <w:szCs w:val="24"/>
+          <w:lang w:eastAsia="hu-HU"/>
+        </w:rPr>
+        <w:t>projects</w:t>
+      </w:r>
+      <w:proofErr w:type="spellEnd"/>
+      <w:proofErr w:type="gramEnd"/>
+      <w:r>
+        <w:rPr>
+          <w:rFonts w:ascii="Times New Roman" w:eastAsia="Times New Roman" w:hAnsi="Times New Roman" w:cs="Times New Roman"/>
+          <w:sz w:val="24"/>
+          <w:szCs w:val="24"/>
+          <w:lang w:eastAsia="hu-HU"/>
+        </w:rPr>
+        <w:t xml:space="preserve"> (</w:t>
+      </w:r>
+      <w:proofErr w:type="spellStart"/>
+      <w:r>
+        <w:rPr>
+          <w:rFonts w:ascii="Times New Roman" w:eastAsia="Times New Roman" w:hAnsi="Times New Roman" w:cs="Times New Roman"/>
+          <w:b/>
+          <w:bCs/>
+          <w:sz w:val="24"/>
+          <w:szCs w:val="24"/>
+          <w:lang w:eastAsia="hu-HU"/>
+        </w:rPr>
+        <w:t>id</w:t>
+      </w:r>
+      <w:proofErr w:type="spellEnd"/>
+      <w:r>
+        <w:rPr>
+          <w:rFonts w:ascii="Times New Roman" w:eastAsia="Times New Roman" w:hAnsi="Times New Roman" w:cs="Times New Roman"/>
+          <w:sz w:val="24"/>
+          <w:szCs w:val="24"/>
+          <w:lang w:eastAsia="hu-HU"/>
+        </w:rPr>
+        <w:t xml:space="preserve">, </w:t>
+      </w:r>
+      <w:proofErr w:type="spellStart"/>
+      <w:r>
+        <w:rPr>
+          <w:rFonts w:ascii="Times New Roman" w:eastAsia="Times New Roman" w:hAnsi="Times New Roman" w:cs="Times New Roman"/>
+          <w:sz w:val="24"/>
+          <w:szCs w:val="24"/>
+          <w:lang w:eastAsia="hu-HU"/>
+        </w:rPr>
+        <w:t>title</w:t>
+      </w:r>
+      <w:proofErr w:type="spellEnd"/>
+      <w:r>
+        <w:rPr>
+          <w:rFonts w:ascii="Times New Roman" w:eastAsia="Times New Roman" w:hAnsi="Times New Roman" w:cs="Times New Roman"/>
+          <w:sz w:val="24"/>
+          <w:szCs w:val="24"/>
+          <w:lang w:eastAsia="hu-HU"/>
+        </w:rPr>
+        <w:t xml:space="preserve">, </w:t>
+      </w:r>
+      <w:proofErr w:type="spellStart"/>
+      <w:r>
+        <w:rPr>
+          <w:rFonts w:ascii="Times New Roman" w:eastAsia="Times New Roman" w:hAnsi="Times New Roman" w:cs="Times New Roman"/>
+          <w:sz w:val="24"/>
+          <w:szCs w:val="24"/>
+          <w:lang w:eastAsia="hu-HU"/>
+        </w:rPr>
+        <w:t>category</w:t>
+      </w:r>
+      <w:proofErr w:type="spellEnd"/>
+      <w:r>
+        <w:rPr>
+          <w:rFonts w:ascii="Times New Roman" w:eastAsia="Times New Roman" w:hAnsi="Times New Roman" w:cs="Times New Roman"/>
+          <w:sz w:val="24"/>
+          <w:szCs w:val="24"/>
+          <w:lang w:eastAsia="hu-HU"/>
+        </w:rPr>
+        <w:t xml:space="preserve">, </w:t>
+      </w:r>
+      <w:proofErr w:type="spellStart"/>
+      <w:r>
+        <w:rPr>
+          <w:rFonts w:ascii="Times New Roman" w:eastAsia="Times New Roman" w:hAnsi="Times New Roman" w:cs="Times New Roman"/>
+          <w:sz w:val="24"/>
+          <w:szCs w:val="24"/>
+          <w:lang w:eastAsia="hu-HU"/>
+        </w:rPr>
+        <w:t>year</w:t>
+      </w:r>
+      <w:proofErr w:type="spellEnd"/>
+      <w:r>
+        <w:rPr>
+          <w:rFonts w:ascii="Times New Roman" w:eastAsia="Times New Roman" w:hAnsi="Times New Roman" w:cs="Times New Roman"/>
+          <w:sz w:val="24"/>
+          <w:szCs w:val="24"/>
+          <w:lang w:eastAsia="hu-HU"/>
+        </w:rPr>
+        <w:t xml:space="preserve">, </w:t>
+      </w:r>
+      <w:proofErr w:type="spellStart"/>
+      <w:r>
+        <w:rPr>
+          <w:rFonts w:ascii="Times New Roman" w:eastAsia="Times New Roman" w:hAnsi="Times New Roman" w:cs="Times New Roman"/>
+          <w:sz w:val="24"/>
+          <w:szCs w:val="24"/>
+          <w:lang w:eastAsia="hu-HU"/>
+        </w:rPr>
+        <w:t>img</w:t>
+      </w:r>
+      <w:proofErr w:type="spellEnd"/>
+      <w:r>
+        <w:rPr>
+          <w:rFonts w:ascii="Times New Roman" w:eastAsia="Times New Roman" w:hAnsi="Times New Roman" w:cs="Times New Roman"/>
+          <w:sz w:val="24"/>
+          <w:szCs w:val="24"/>
+          <w:lang w:eastAsia="hu-HU"/>
+        </w:rPr>
+        <w:t xml:space="preserve">, </w:t>
+      </w:r>
+      <w:proofErr w:type="spellStart"/>
+      <w:r>
+        <w:rPr>
+          <w:rFonts w:ascii="Times New Roman" w:eastAsia="Times New Roman" w:hAnsi="Times New Roman" w:cs="Times New Roman"/>
+          <w:sz w:val="24"/>
+          <w:szCs w:val="24"/>
+          <w:lang w:eastAsia="hu-HU"/>
+        </w:rPr>
+        <w:t>description</w:t>
+      </w:r>
+      <w:proofErr w:type="spellEnd"/>
+      <w:r>
+        <w:rPr>
+          <w:rFonts w:ascii="Times New Roman" w:eastAsia="Times New Roman" w:hAnsi="Times New Roman" w:cs="Times New Roman"/>
+          <w:sz w:val="24"/>
+          <w:szCs w:val="24"/>
+          <w:lang w:eastAsia="hu-HU"/>
+        </w:rPr>
+        <w:t xml:space="preserve">, </w:t>
+      </w:r>
+      <w:proofErr w:type="spellStart"/>
+      <w:r>
+        <w:rPr>
+          <w:rFonts w:ascii="Times New Roman" w:eastAsia="Times New Roman" w:hAnsi="Times New Roman" w:cs="Times New Roman"/>
+          <w:sz w:val="24"/>
+          <w:szCs w:val="24"/>
+          <w:lang w:eastAsia="hu-HU"/>
+        </w:rPr>
+        <w:t>materials</w:t>
+      </w:r>
+      <w:proofErr w:type="spellEnd"/>
+      <w:r>
+        <w:rPr>
+          <w:rFonts w:ascii="Times New Roman" w:eastAsia="Times New Roman" w:hAnsi="Times New Roman" w:cs="Times New Roman"/>
+          <w:sz w:val="24"/>
+          <w:szCs w:val="24"/>
+          <w:lang w:eastAsia="hu-HU"/>
+        </w:rPr>
+        <w:t xml:space="preserve">, </w:t>
+      </w:r>
+      <w:proofErr w:type="spellStart"/>
+      <w:r>
+        <w:rPr>
+          <w:rFonts w:ascii="Times New Roman" w:eastAsia="Times New Roman" w:hAnsi="Times New Roman" w:cs="Times New Roman"/>
+          <w:sz w:val="24"/>
+          <w:szCs w:val="24"/>
+          <w:lang w:eastAsia="hu-HU"/>
+        </w:rPr>
+        <w:t>dimensions</w:t>
+      </w:r>
+      <w:proofErr w:type="spellEnd"/>
+      <w:r>
+        <w:rPr>
+          <w:rFonts w:ascii="Times New Roman" w:eastAsia="Times New Roman" w:hAnsi="Times New Roman" w:cs="Times New Roman"/>
+          <w:sz w:val="24"/>
+          <w:szCs w:val="24"/>
+          <w:lang w:eastAsia="hu-HU"/>
+        </w:rPr>
+        <w:t>)</w:t>
+      </w:r>
+    </w:p>
+    <w:p>
+      <w:pPr>
+        <w:spacing w:before="100" w:beforeAutospacing="1" w:after="100" w:afterAutospacing="1" w:line="240" w:lineRule="auto"/>
+        <w:rPr>
+          <w:rFonts w:ascii="Times New Roman" w:eastAsia="Times New Roman" w:hAnsi="Times New Roman" w:cs="Times New Roman"/>
+          <w:sz w:val="24"/>
+          <w:szCs w:val="24"/>
+          <w:lang w:eastAsia="hu-HU"/>
+        </w:rPr>
+      </w:pPr>
+      <w:proofErr w:type="gramStart"/>
+      <w:r>
+        <w:rPr>
+          <w:rFonts w:ascii="Times New Roman" w:eastAsia="Times New Roman" w:hAnsi="Symbol" w:cs="Times New Roman"/>
+          <w:sz w:val="24"/>
+          <w:szCs w:val="24"/>
+          <w:lang w:eastAsia="hu-HU"/>
+        </w:rPr>
+        <w:t></w:t>
+      </w:r>
+      <w:r>
+        <w:rPr>
+          <w:rFonts w:ascii="Times New Roman" w:eastAsia="Times New Roman" w:hAnsi="Times New Roman" w:cs="Times New Roman"/>
+          <w:sz w:val="24"/>
+          <w:szCs w:val="24"/>
+          <w:lang w:eastAsia="hu-HU"/>
+        </w:rPr>
+        <w:t xml:space="preserve">  </w:t>
+      </w:r>
+      <w:r>
+        <w:rPr>
+          <w:rFonts w:ascii="Times New Roman" w:eastAsia="Times New Roman" w:hAnsi="Times New Roman" w:cs="Times New Roman"/>
+          <w:b/>
+          <w:bCs/>
+          <w:sz w:val="24"/>
+          <w:szCs w:val="24"/>
+          <w:lang w:eastAsia="hu-HU"/>
+        </w:rPr>
+        <w:t>service</w:t>
+      </w:r>
+      <w:proofErr w:type="gramEnd"/>
+      <w:r>
+        <w:rPr>
+          <w:rFonts w:ascii="Times New Roman" w:eastAsia="Times New Roman" w:hAnsi="Times New Roman" w:cs="Times New Roman"/>
+          <w:sz w:val="24"/>
+          <w:szCs w:val="24"/>
+          <w:lang w:eastAsia="hu-HU"/>
+        </w:rPr>
+        <w:t xml:space="preserve"> (</w:t>
+      </w:r>
+      <w:proofErr w:type="spellStart"/>
+      <w:r>
+        <w:rPr>
+          <w:rFonts w:ascii="Times New Roman" w:eastAsia="Times New Roman" w:hAnsi="Times New Roman" w:cs="Times New Roman"/>
+          <w:b/>
+          <w:bCs/>
+          <w:sz w:val="24"/>
+          <w:szCs w:val="24"/>
+          <w:lang w:eastAsia="hu-HU"/>
+        </w:rPr>
+        <w:t>id</w:t>
+      </w:r>
+      <w:proofErr w:type="spellEnd"/>
+      <w:r>
+        <w:rPr>
+          <w:rFonts w:ascii="Times New Roman" w:eastAsia="Times New Roman" w:hAnsi="Times New Roman" w:cs="Times New Roman"/>
+          <w:sz w:val="24"/>
+          <w:szCs w:val="24"/>
+          <w:lang w:eastAsia="hu-HU"/>
+        </w:rPr>
+        <w:t xml:space="preserve">, </w:t>
+      </w:r>
+      <w:proofErr w:type="spellStart"/>
+      <w:r>
+        <w:rPr>
+          <w:rFonts w:ascii="Times New Roman" w:eastAsia="Times New Roman" w:hAnsi="Times New Roman" w:cs="Times New Roman"/>
+          <w:sz w:val="24"/>
+          <w:szCs w:val="24"/>
+          <w:lang w:eastAsia="hu-HU"/>
+        </w:rPr>
+        <w:t>name</w:t>
+      </w:r>
+      <w:proofErr w:type="spellEnd"/>
+      <w:r>
+        <w:rPr>
+          <w:rFonts w:ascii="Times New Roman" w:eastAsia="Times New Roman" w:hAnsi="Times New Roman" w:cs="Times New Roman"/>
+          <w:sz w:val="24"/>
+          <w:szCs w:val="24"/>
+          <w:lang w:eastAsia="hu-HU"/>
+        </w:rPr>
+        <w:t xml:space="preserve">, </w:t>
+      </w:r>
+      <w:proofErr w:type="spellStart"/>
+      <w:r>
+        <w:rPr>
+          <w:rFonts w:ascii="Times New Roman" w:eastAsia="Times New Roman" w:hAnsi="Times New Roman" w:cs="Times New Roman"/>
+          <w:sz w:val="24"/>
+          <w:szCs w:val="24"/>
+          <w:lang w:eastAsia="hu-HU"/>
+        </w:rPr>
+        <w:t>time</w:t>
+      </w:r>
+      <w:proofErr w:type="spellEnd"/>
+      <w:r>
+        <w:rPr>
+          <w:rFonts w:ascii="Times New Roman" w:eastAsia="Times New Roman" w:hAnsi="Times New Roman" w:cs="Times New Roman"/>
+          <w:sz w:val="24"/>
+          <w:szCs w:val="24"/>
+          <w:lang w:eastAsia="hu-HU"/>
+        </w:rPr>
+        <w:t>)</w:t>
+      </w:r>
+    </w:p>
+    <w:p>
+      <w:pPr>
+        <w:spacing w:before="100" w:beforeAutospacing="1" w:after="100" w:afterAutospacing="1" w:line="240" w:lineRule="auto"/>
+        <w:rPr>
+          <w:rFonts w:ascii="Times New Roman" w:eastAsia="Times New Roman" w:hAnsi="Times New Roman" w:cs="Times New Roman"/>
+          <w:sz w:val="24"/>
+          <w:szCs w:val="24"/>
+          <w:lang w:eastAsia="hu-HU"/>
+        </w:rPr>
+      </w:pPr>
+      <w:proofErr w:type="gramStart"/>
+      <w:r>
+        <w:rPr>
+          <w:rFonts w:ascii="Times New Roman" w:eastAsia="Times New Roman" w:hAnsi="Symbol" w:cs="Times New Roman"/>
+          <w:sz w:val="24"/>
+          <w:szCs w:val="24"/>
+          <w:lang w:eastAsia="hu-HU"/>
+        </w:rPr>
+        <w:t></w:t>
+      </w:r>
+      <w:r>
+        <w:rPr>
+          <w:rFonts w:ascii="Times New Roman" w:eastAsia="Times New Roman" w:hAnsi="Times New Roman" w:cs="Times New Roman"/>
+          <w:sz w:val="24"/>
+          <w:szCs w:val="24"/>
+          <w:lang w:eastAsia="hu-HU"/>
+        </w:rPr>
+        <w:t xml:space="preserve">  </w:t>
+      </w:r>
+      <w:proofErr w:type="spellStart"/>
+      <w:r>
+        <w:rPr>
+          <w:rFonts w:ascii="Times New Roman" w:eastAsia="Times New Roman" w:hAnsi="Times New Roman" w:cs="Times New Roman"/>
+          <w:b/>
+          <w:bCs/>
+          <w:sz w:val="24"/>
+          <w:szCs w:val="24"/>
+          <w:lang w:eastAsia="hu-HU"/>
+        </w:rPr>
+        <w:t>service</w:t>
+      </w:r>
+      <w:proofErr w:type="gramEnd"/>
+      <w:r>
+        <w:rPr>
+          <w:rFonts w:ascii="Times New Roman" w:eastAsia="Times New Roman" w:hAnsi="Times New Roman" w:cs="Times New Roman"/>
+          <w:b/>
+          <w:bCs/>
+          <w:sz w:val="24"/>
+          <w:szCs w:val="24"/>
+          <w:lang w:eastAsia="hu-HU"/>
+        </w:rPr>
+        <w:t>_status</w:t>
+      </w:r>
+      <w:proofErr w:type="spellEnd"/>
+      <w:r>
+        <w:rPr>
+          <w:rFonts w:ascii="Times New Roman" w:eastAsia="Times New Roman" w:hAnsi="Times New Roman" w:cs="Times New Roman"/>
+          <w:sz w:val="24"/>
+          <w:szCs w:val="24"/>
+          <w:lang w:eastAsia="hu-HU"/>
+        </w:rPr>
+        <w:t xml:space="preserve"> (</w:t>
+      </w:r>
+      <w:proofErr w:type="spellStart"/>
+      <w:r>
+        <w:rPr>
+          <w:rFonts w:ascii="Times New Roman" w:eastAsia="Times New Roman" w:hAnsi="Times New Roman" w:cs="Times New Roman"/>
+          <w:b/>
+          <w:bCs/>
+          <w:sz w:val="24"/>
+          <w:szCs w:val="24"/>
+          <w:lang w:eastAsia="hu-HU"/>
+        </w:rPr>
+        <w:t>id</w:t>
+      </w:r>
+      <w:proofErr w:type="spellEnd"/>
+      <w:r>
+        <w:rPr>
+          <w:rFonts w:ascii="Times New Roman" w:eastAsia="Times New Roman" w:hAnsi="Times New Roman" w:cs="Times New Roman"/>
+          <w:sz w:val="24"/>
+          <w:szCs w:val="24"/>
+          <w:lang w:eastAsia="hu-HU"/>
+        </w:rPr>
+        <w:t xml:space="preserve">, </w:t>
+      </w:r>
+      <w:proofErr w:type="spellStart"/>
+      <w:r>
+        <w:rPr>
+          <w:rFonts w:ascii="Times New Roman" w:eastAsia="Times New Roman" w:hAnsi="Times New Roman" w:cs="Times New Roman"/>
+          <w:sz w:val="24"/>
+          <w:szCs w:val="24"/>
+          <w:lang w:eastAsia="hu-HU"/>
+        </w:rPr>
+        <w:t>license_plate</w:t>
+      </w:r>
+      <w:proofErr w:type="spellEnd"/>
+      <w:r>
+        <w:rPr>
+          <w:rFonts w:ascii="Times New Roman" w:eastAsia="Times New Roman" w:hAnsi="Times New Roman" w:cs="Times New Roman"/>
+          <w:sz w:val="24"/>
+          <w:szCs w:val="24"/>
+          <w:lang w:eastAsia="hu-HU"/>
+        </w:rPr>
+        <w:t xml:space="preserve">, </w:t>
+      </w:r>
+      <w:proofErr w:type="spellStart"/>
+      <w:r>
+        <w:rPr>
+          <w:rFonts w:ascii="Times New Roman" w:eastAsia="Times New Roman" w:hAnsi="Times New Roman" w:cs="Times New Roman"/>
+          <w:sz w:val="24"/>
+          <w:szCs w:val="24"/>
+          <w:lang w:eastAsia="hu-HU"/>
+        </w:rPr>
+        <w:t>service_date</w:t>
+      </w:r>
+      <w:proofErr w:type="spellEnd"/>
+      <w:r>
+        <w:rPr>
+          <w:rFonts w:ascii="Times New Roman" w:eastAsia="Times New Roman" w:hAnsi="Times New Roman" w:cs="Times New Roman"/>
+          <w:sz w:val="24"/>
+          <w:szCs w:val="24"/>
+          <w:lang w:eastAsia="hu-HU"/>
+        </w:rPr>
+        <w:t xml:space="preserve">, </w:t>
+      </w:r>
+      <w:proofErr w:type="spellStart"/>
+      <w:r>
+        <w:rPr>
+          <w:rFonts w:ascii="Times New Roman" w:eastAsia="Times New Roman" w:hAnsi="Times New Roman" w:cs="Times New Roman"/>
+          <w:sz w:val="24"/>
+          <w:szCs w:val="24"/>
+          <w:lang w:eastAsia="hu-HU"/>
+        </w:rPr>
+        <w:t>oil_change</w:t>
+      </w:r>
+      <w:proofErr w:type="spellEnd"/>
+      <w:r>
+        <w:rPr>
+          <w:rFonts w:ascii="Times New Roman" w:eastAsia="Times New Roman" w:hAnsi="Times New Roman" w:cs="Times New Roman"/>
+          <w:sz w:val="24"/>
+          <w:szCs w:val="24"/>
+          <w:lang w:eastAsia="hu-HU"/>
+        </w:rPr>
+        <w:t xml:space="preserve">, </w:t>
+      </w:r>
+      <w:proofErr w:type="spellStart"/>
+      <w:r>
+        <w:rPr>
+          <w:rFonts w:ascii="Times New Roman" w:eastAsia="Times New Roman" w:hAnsi="Times New Roman" w:cs="Times New Roman"/>
+          <w:sz w:val="24"/>
+          <w:szCs w:val="24"/>
+          <w:lang w:eastAsia="hu-HU"/>
+        </w:rPr>
+        <w:t>brake_repair</w:t>
+      </w:r>
+      <w:proofErr w:type="spellEnd"/>
+      <w:r>
+        <w:rPr>
+          <w:rFonts w:ascii="Times New Roman" w:eastAsia="Times New Roman" w:hAnsi="Times New Roman" w:cs="Times New Roman"/>
+          <w:sz w:val="24"/>
+          <w:szCs w:val="24"/>
+          <w:lang w:eastAsia="hu-HU"/>
+        </w:rPr>
+        <w:t xml:space="preserve">, </w:t>
+      </w:r>
+      <w:proofErr w:type="spellStart"/>
+      <w:r>
+        <w:rPr>
+          <w:rFonts w:ascii="Times New Roman" w:eastAsia="Times New Roman" w:hAnsi="Times New Roman" w:cs="Times New Roman"/>
+          <w:sz w:val="24"/>
+          <w:szCs w:val="24"/>
+          <w:lang w:eastAsia="hu-HU"/>
+        </w:rPr>
+        <w:t>general_inspection</w:t>
+      </w:r>
+      <w:proofErr w:type="spellEnd"/>
+      <w:r>
+        <w:rPr>
+          <w:rFonts w:ascii="Times New Roman" w:eastAsia="Times New Roman" w:hAnsi="Times New Roman" w:cs="Times New Roman"/>
+          <w:sz w:val="24"/>
+          <w:szCs w:val="24"/>
+          <w:lang w:eastAsia="hu-HU"/>
+        </w:rPr>
+        <w:t xml:space="preserve">, </w:t>
+      </w:r>
+      <w:proofErr w:type="spellStart"/>
+      <w:r>
+        <w:rPr>
+          <w:rFonts w:ascii="Times New Roman" w:eastAsia="Times New Roman" w:hAnsi="Times New Roman" w:cs="Times New Roman"/>
+          <w:sz w:val="24"/>
+          <w:szCs w:val="24"/>
+          <w:lang w:eastAsia="hu-HU"/>
+        </w:rPr>
+        <w:t>diagnostic</w:t>
+      </w:r>
+      <w:proofErr w:type="spellEnd"/>
+      <w:r>
+        <w:rPr>
+          <w:rFonts w:ascii="Times New Roman" w:eastAsia="Times New Roman" w:hAnsi="Times New Roman" w:cs="Times New Roman"/>
+          <w:sz w:val="24"/>
+          <w:szCs w:val="24"/>
+          <w:lang w:eastAsia="hu-HU"/>
+        </w:rPr>
+        <w:t xml:space="preserve">, </w:t>
+      </w:r>
+      <w:proofErr w:type="spellStart"/>
+      <w:r>
+        <w:rPr>
+          <w:rFonts w:ascii="Times New Roman" w:eastAsia="Times New Roman" w:hAnsi="Times New Roman" w:cs="Times New Roman"/>
+          <w:sz w:val="24"/>
+          <w:szCs w:val="24"/>
+          <w:lang w:eastAsia="hu-HU"/>
+        </w:rPr>
+        <w:t>ac_fill</w:t>
+      </w:r>
+      <w:proofErr w:type="spellEnd"/>
+      <w:r>
+        <w:rPr>
+          <w:rFonts w:ascii="Times New Roman" w:eastAsia="Times New Roman" w:hAnsi="Times New Roman" w:cs="Times New Roman"/>
+          <w:sz w:val="24"/>
+          <w:szCs w:val="24"/>
+          <w:lang w:eastAsia="hu-HU"/>
+        </w:rPr>
+        <w:t xml:space="preserve">, </w:t>
+      </w:r>
+      <w:proofErr w:type="spellStart"/>
+      <w:r>
+        <w:rPr>
+          <w:rFonts w:ascii="Times New Roman" w:eastAsia="Times New Roman" w:hAnsi="Times New Roman" w:cs="Times New Roman"/>
+          <w:sz w:val="24"/>
+          <w:szCs w:val="24"/>
+          <w:lang w:eastAsia="hu-HU"/>
+        </w:rPr>
+        <w:t>clutch_change</w:t>
+      </w:r>
+      <w:proofErr w:type="spellEnd"/>
+      <w:r>
+        <w:rPr>
+          <w:rFonts w:ascii="Times New Roman" w:eastAsia="Times New Roman" w:hAnsi="Times New Roman" w:cs="Times New Roman"/>
+          <w:sz w:val="24"/>
+          <w:szCs w:val="24"/>
+          <w:lang w:eastAsia="hu-HU"/>
+        </w:rPr>
+        <w:t>)</w:t>
+      </w:r>
+    </w:p>
+    <w:p>
+      <w:pPr>
+        <w:spacing w:before="100" w:beforeAutospacing="1" w:after="100" w:afterAutospacing="1" w:line="240" w:lineRule="auto"/>
+        <w:rPr>
+          <w:rFonts w:ascii="Times New Roman" w:eastAsia="Times New Roman" w:hAnsi="Times New Roman" w:cs="Times New Roman"/>
+          <w:sz w:val="24"/>
+          <w:szCs w:val="24"/>
+          <w:lang w:eastAsia="hu-HU"/>
+        </w:rPr>
+      </w:pPr>
+      <w:proofErr w:type="gramStart"/>
+      <w:r>
+        <w:rPr>
+          <w:rFonts w:ascii="Times New Roman" w:eastAsia="Times New Roman" w:hAnsi="Symbol" w:cs="Times New Roman"/>
+          <w:sz w:val="24"/>
+          <w:szCs w:val="24"/>
+          <w:lang w:eastAsia="hu-HU"/>
+        </w:rPr>
+        <w:t></w:t>
+      </w:r>
+      <w:r>
+        <w:rPr>
+          <w:rFonts w:ascii="Times New Roman" w:eastAsia="Times New Roman" w:hAnsi="Times New Roman" w:cs="Times New Roman"/>
+          <w:sz w:val="24"/>
+          <w:szCs w:val="24"/>
+          <w:lang w:eastAsia="hu-HU"/>
+        </w:rPr>
+        <w:t xml:space="preserve">  </w:t>
+      </w:r>
+      <w:proofErr w:type="spellStart"/>
+      <w:r>
+        <w:rPr>
+          <w:rFonts w:ascii="Times New Roman" w:eastAsia="Times New Roman" w:hAnsi="Times New Roman" w:cs="Times New Roman"/>
+          <w:b/>
+          <w:bCs/>
+          <w:sz w:val="24"/>
+          <w:szCs w:val="24"/>
+          <w:lang w:eastAsia="hu-HU"/>
+        </w:rPr>
+        <w:t>user</w:t>
+      </w:r>
+      <w:proofErr w:type="spellEnd"/>
+      <w:proofErr w:type="gramEnd"/>
+      <w:r>
+        <w:rPr>
+          <w:rFonts w:ascii="Times New Roman" w:eastAsia="Times New Roman" w:hAnsi="Times New Roman" w:cs="Times New Roman"/>
+          <w:sz w:val="24"/>
+          <w:szCs w:val="24"/>
+          <w:lang w:eastAsia="hu-HU"/>
+        </w:rPr>
+        <w:t xml:space="preserve"> (</w:t>
+      </w:r>
+      <w:proofErr w:type="spellStart"/>
+      <w:r>
+        <w:rPr>
+          <w:rFonts w:ascii="Times New Roman" w:eastAsia="Times New Roman" w:hAnsi="Times New Roman" w:cs="Times New Roman"/>
+          <w:b/>
+          <w:bCs/>
+          <w:sz w:val="24"/>
+          <w:szCs w:val="24"/>
+          <w:lang w:eastAsia="hu-HU"/>
+        </w:rPr>
+        <w:t>id</w:t>
+      </w:r>
+      <w:proofErr w:type="spellEnd"/>
+      <w:r>
+        <w:rPr>
+          <w:rFonts w:ascii="Times New Roman" w:eastAsia="Times New Roman" w:hAnsi="Times New Roman" w:cs="Times New Roman"/>
+          <w:sz w:val="24"/>
+          <w:szCs w:val="24"/>
+          <w:lang w:eastAsia="hu-HU"/>
+        </w:rPr>
+        <w:t xml:space="preserve">, </w:t>
+      </w:r>
+      <w:proofErr w:type="spellStart"/>
+      <w:r>
+        <w:rPr>
+          <w:rFonts w:ascii="Times New Roman" w:eastAsia="Times New Roman" w:hAnsi="Times New Roman" w:cs="Times New Roman"/>
+          <w:sz w:val="24"/>
+          <w:szCs w:val="24"/>
+          <w:lang w:eastAsia="hu-HU"/>
+        </w:rPr>
+        <w:t>name</w:t>
+      </w:r>
+      <w:proofErr w:type="spellEnd"/>
+      <w:r>
+        <w:rPr>
+          <w:rFonts w:ascii="Times New Roman" w:eastAsia="Times New Roman" w:hAnsi="Times New Roman" w:cs="Times New Roman"/>
+          <w:sz w:val="24"/>
+          <w:szCs w:val="24"/>
+          <w:lang w:eastAsia="hu-HU"/>
+        </w:rPr>
+        <w:t xml:space="preserve">, </w:t>
+      </w:r>
+      <w:proofErr w:type="spellStart"/>
+      <w:r>
+        <w:rPr>
+          <w:rFonts w:ascii="Times New Roman" w:eastAsia="Times New Roman" w:hAnsi="Times New Roman" w:cs="Times New Roman"/>
+          <w:sz w:val="24"/>
+          <w:szCs w:val="24"/>
+          <w:lang w:eastAsia="hu-HU"/>
+        </w:rPr>
+        <w:t>password</w:t>
+      </w:r>
+      <w:proofErr w:type="spellEnd"/>
+      <w:r>
+        <w:rPr>
+          <w:rFonts w:ascii="Times New Roman" w:eastAsia="Times New Roman" w:hAnsi="Times New Roman" w:cs="Times New Roman"/>
+          <w:sz w:val="24"/>
+          <w:szCs w:val="24"/>
+          <w:lang w:eastAsia="hu-HU"/>
+        </w:rPr>
+        <w:t xml:space="preserve">, email, </w:t>
+      </w:r>
+      <w:proofErr w:type="spellStart"/>
+      <w:r>
+        <w:rPr>
+          <w:rFonts w:ascii="Times New Roman" w:eastAsia="Times New Roman" w:hAnsi="Times New Roman" w:cs="Times New Roman"/>
+          <w:sz w:val="24"/>
+          <w:szCs w:val="24"/>
+          <w:lang w:eastAsia="hu-HU"/>
+        </w:rPr>
+        <w:t>phone_number</w:t>
+      </w:r>
+      <w:proofErr w:type="spellEnd"/>
+      <w:r>
+        <w:rPr>
+          <w:rFonts w:ascii="Times New Roman" w:eastAsia="Times New Roman" w:hAnsi="Times New Roman" w:cs="Times New Roman"/>
+          <w:sz w:val="24"/>
+          <w:szCs w:val="24"/>
+          <w:lang w:eastAsia="hu-HU"/>
+        </w:rPr>
+        <w:t xml:space="preserve">, </w:t>
+      </w:r>
+      <w:proofErr w:type="spellStart"/>
+      <w:r>
+        <w:rPr>
+          <w:rFonts w:ascii="Times New Roman" w:eastAsia="Times New Roman" w:hAnsi="Times New Roman" w:cs="Times New Roman"/>
+          <w:sz w:val="24"/>
+          <w:szCs w:val="24"/>
+          <w:lang w:eastAsia="hu-HU"/>
+        </w:rPr>
+        <w:t>role</w:t>
+      </w:r>
+      <w:proofErr w:type="spellEnd"/>
+      <w:r>
+        <w:rPr>
+          <w:rFonts w:ascii="Times New Roman" w:eastAsia="Times New Roman" w:hAnsi="Times New Roman" w:cs="Times New Roman"/>
+          <w:sz w:val="24"/>
+          <w:szCs w:val="24"/>
+          <w:lang w:eastAsia="hu-HU"/>
+        </w:rPr>
+        <w:t>)</w:t>
+      </w:r>
+    </w:p>
+    <w:p>
+      <w:pPr>
+        <w:spacing w:before="100" w:beforeAutospacing="1" w:after="100" w:afterAutospacing="1" w:line="240" w:lineRule="auto"/>
+        <w:rPr>
+          <w:rFonts w:ascii="Times New Roman" w:eastAsia="Times New Roman" w:hAnsi="Times New Roman" w:cs="Times New Roman"/>
+          <w:sz w:val="24"/>
+          <w:szCs w:val="24"/>
+          <w:lang w:eastAsia="hu-HU"/>
+        </w:rPr>
+      </w:pPr>
+      <w:proofErr w:type="gramStart"/>
+      <w:r>
+        <w:rPr>
+          <w:rFonts w:ascii="Times New Roman" w:eastAsia="Times New Roman" w:hAnsi="Symbol" w:cs="Times New Roman"/>
+          <w:sz w:val="24"/>
+          <w:szCs w:val="24"/>
+          <w:lang w:eastAsia="hu-HU"/>
+        </w:rPr>
+        <w:t></w:t>
+      </w:r>
+      <w:r>
+        <w:rPr>
+          <w:rFonts w:ascii="Times New Roman" w:eastAsia="Times New Roman" w:hAnsi="Times New Roman" w:cs="Times New Roman"/>
+          <w:sz w:val="24"/>
+          <w:szCs w:val="24"/>
+          <w:lang w:eastAsia="hu-HU"/>
+        </w:rPr>
+        <w:t xml:space="preserve">  </w:t>
+      </w:r>
+      <w:proofErr w:type="spellStart"/>
+      <w:r>
+        <w:rPr>
+          <w:rFonts w:ascii="Times New Roman" w:eastAsia="Times New Roman" w:hAnsi="Times New Roman" w:cs="Times New Roman"/>
+          <w:b/>
+          <w:bCs/>
+          <w:sz w:val="24"/>
+          <w:szCs w:val="24"/>
+          <w:lang w:eastAsia="hu-HU"/>
+        </w:rPr>
+        <w:t>vehicle</w:t>
+      </w:r>
+      <w:proofErr w:type="spellEnd"/>
+      <w:proofErr w:type="gramEnd"/>
+      <w:r>
+        <w:rPr>
+          <w:rFonts w:ascii="Times New Roman" w:eastAsia="Times New Roman" w:hAnsi="Times New Roman" w:cs="Times New Roman"/>
+          <w:sz w:val="24"/>
+          <w:szCs w:val="24"/>
+          <w:lang w:eastAsia="hu-HU"/>
+        </w:rPr>
+        <w:t xml:space="preserve"> (</w:t>
+      </w:r>
+      <w:proofErr w:type="spellStart"/>
+      <w:r>
+        <w:rPr>
+          <w:rFonts w:ascii="Times New Roman" w:eastAsia="Times New Roman" w:hAnsi="Times New Roman" w:cs="Times New Roman"/>
+          <w:b/>
+          <w:bCs/>
+          <w:sz w:val="24"/>
+          <w:szCs w:val="24"/>
+          <w:lang w:eastAsia="hu-HU"/>
+        </w:rPr>
+        <w:t>id</w:t>
+      </w:r>
+      <w:proofErr w:type="spellEnd"/>
+      <w:r>
+        <w:rPr>
+          <w:rFonts w:ascii="Times New Roman" w:eastAsia="Times New Roman" w:hAnsi="Times New Roman" w:cs="Times New Roman"/>
+          <w:sz w:val="24"/>
+          <w:szCs w:val="24"/>
+          <w:lang w:eastAsia="hu-HU"/>
+        </w:rPr>
+        <w:t xml:space="preserve">, </w:t>
+      </w:r>
+      <w:proofErr w:type="spellStart"/>
+      <w:r>
+        <w:rPr>
+          <w:rFonts w:ascii="Times New Roman" w:eastAsia="Times New Roman" w:hAnsi="Times New Roman" w:cs="Times New Roman"/>
+          <w:sz w:val="24"/>
+          <w:szCs w:val="24"/>
+          <w:lang w:eastAsia="hu-HU"/>
+        </w:rPr>
+        <w:t>vehicle_make</w:t>
+      </w:r>
+      <w:proofErr w:type="spellEnd"/>
+      <w:r>
+        <w:rPr>
+          <w:rFonts w:ascii="Times New Roman" w:eastAsia="Times New Roman" w:hAnsi="Times New Roman" w:cs="Times New Roman"/>
+          <w:sz w:val="24"/>
+          <w:szCs w:val="24"/>
+          <w:lang w:eastAsia="hu-HU"/>
+        </w:rPr>
+        <w:t xml:space="preserve">, </w:t>
+      </w:r>
+      <w:proofErr w:type="spellStart"/>
+      <w:r>
+        <w:rPr>
+          <w:rFonts w:ascii="Times New Roman" w:eastAsia="Times New Roman" w:hAnsi="Times New Roman" w:cs="Times New Roman"/>
+          <w:sz w:val="24"/>
+          <w:szCs w:val="24"/>
+          <w:lang w:eastAsia="hu-HU"/>
+        </w:rPr>
+        <w:t>vehicle_model</w:t>
+      </w:r>
+      <w:proofErr w:type="spellEnd"/>
+      <w:r>
+        <w:rPr>
+          <w:rFonts w:ascii="Times New Roman" w:eastAsia="Times New Roman" w:hAnsi="Times New Roman" w:cs="Times New Roman"/>
+          <w:sz w:val="24"/>
+          <w:szCs w:val="24"/>
+          <w:lang w:eastAsia="hu-HU"/>
+        </w:rPr>
+        <w:t xml:space="preserve">, </w:t>
+      </w:r>
+      <w:proofErr w:type="spellStart"/>
+      <w:r>
+        <w:rPr>
+          <w:rFonts w:ascii="Times New Roman" w:eastAsia="Times New Roman" w:hAnsi="Times New Roman" w:cs="Times New Roman"/>
+          <w:i/>
+          <w:iCs/>
+          <w:sz w:val="24"/>
+          <w:szCs w:val="24"/>
+          <w:lang w:eastAsia="hu-HU"/>
+        </w:rPr>
+        <w:t>user_id</w:t>
+      </w:r>
+      <w:proofErr w:type="spellEnd"/>
+      <w:r>
+        <w:rPr>
+          <w:rFonts w:ascii="Times New Roman" w:eastAsia="Times New Roman" w:hAnsi="Times New Roman" w:cs="Times New Roman"/>
+          <w:sz w:val="24"/>
+          <w:szCs w:val="24"/>
+          <w:lang w:eastAsia="hu-HU"/>
+        </w:rPr>
+        <w:t xml:space="preserve">, </w:t>
+      </w:r>
+      <w:proofErr w:type="spellStart"/>
+      <w:r>
+        <w:rPr>
+          <w:rFonts w:ascii="Times New Roman" w:eastAsia="Times New Roman" w:hAnsi="Times New Roman" w:cs="Times New Roman"/>
+          <w:sz w:val="24"/>
+          <w:szCs w:val="24"/>
+          <w:lang w:eastAsia="hu-HU"/>
+        </w:rPr>
+        <w:t>license_plate</w:t>
+      </w:r>
+      <w:proofErr w:type="spellEnd"/>
+      <w:r>
+        <w:rPr>
+          <w:rFonts w:ascii="Times New Roman" w:eastAsia="Times New Roman" w:hAnsi="Times New Roman" w:cs="Times New Roman"/>
+          <w:sz w:val="24"/>
+          <w:szCs w:val="24"/>
+          <w:lang w:eastAsia="hu-HU"/>
+        </w:rPr>
+        <w:t xml:space="preserve">, </w:t>
+      </w:r>
+      <w:proofErr w:type="spellStart"/>
+      <w:r>
+        <w:rPr>
+          <w:rFonts w:ascii="Times New Roman" w:eastAsia="Times New Roman" w:hAnsi="Times New Roman" w:cs="Times New Roman"/>
+          <w:i/>
+          <w:iCs/>
+          <w:sz w:val="24"/>
+          <w:szCs w:val="24"/>
+          <w:lang w:eastAsia="hu-HU"/>
+        </w:rPr>
+        <w:t>country_id</w:t>
+      </w:r>
+      <w:proofErr w:type="spellEnd"/>
+      <w:r>
+        <w:rPr>
+          <w:rFonts w:ascii="Times New Roman" w:eastAsia="Times New Roman" w:hAnsi="Times New Roman" w:cs="Times New Roman"/>
+          <w:sz w:val="24"/>
+          <w:szCs w:val="24"/>
+          <w:lang w:eastAsia="hu-HU"/>
+        </w:rPr>
+        <w:t xml:space="preserve">, </w:t>
+      </w:r>
+      <w:proofErr w:type="spellStart"/>
+      <w:r>
+        <w:rPr>
+          <w:rFonts w:ascii="Times New Roman" w:eastAsia="Times New Roman" w:hAnsi="Times New Roman" w:cs="Times New Roman"/>
+          <w:sz w:val="24"/>
+          <w:szCs w:val="24"/>
+          <w:lang w:eastAsia="hu-HU"/>
+        </w:rPr>
+        <w:t>color</w:t>
+      </w:r>
+      <w:proofErr w:type="spellEnd"/>
+      <w:r>
+        <w:rPr>
+          <w:rFonts w:ascii="Times New Roman" w:eastAsia="Times New Roman" w:hAnsi="Times New Roman" w:cs="Times New Roman"/>
+          <w:sz w:val="24"/>
+          <w:szCs w:val="24"/>
+          <w:lang w:eastAsia="hu-HU"/>
+        </w:rPr>
+        <w:t xml:space="preserve">, </w:t>
+      </w:r>
+      <w:proofErr w:type="spellStart"/>
+      <w:r>
+        <w:rPr>
+          <w:rFonts w:ascii="Times New Roman" w:eastAsia="Times New Roman" w:hAnsi="Times New Roman" w:cs="Times New Roman"/>
+          <w:sz w:val="24"/>
+          <w:szCs w:val="24"/>
+          <w:lang w:eastAsia="hu-HU"/>
+        </w:rPr>
+        <w:t>traffic_permit_date</w:t>
+      </w:r>
+      <w:proofErr w:type="spellEnd"/>
+      <w:r>
+        <w:rPr>
+          <w:rFonts w:ascii="Times New Roman" w:eastAsia="Times New Roman" w:hAnsi="Times New Roman" w:cs="Times New Roman"/>
+          <w:sz w:val="24"/>
+          <w:szCs w:val="24"/>
+          <w:lang w:eastAsia="hu-HU"/>
+        </w:rPr>
+        <w:t xml:space="preserve">, </w:t>
+      </w:r>
+      <w:proofErr w:type="spellStart"/>
+      <w:r>
+        <w:rPr>
+          <w:rFonts w:ascii="Times New Roman" w:eastAsia="Times New Roman" w:hAnsi="Times New Roman" w:cs="Times New Roman"/>
+          <w:sz w:val="24"/>
+          <w:szCs w:val="24"/>
+          <w:lang w:eastAsia="hu-HU"/>
+        </w:rPr>
+        <w:t>technical_exam_date</w:t>
+      </w:r>
+      <w:proofErr w:type="spellEnd"/>
+      <w:r>
+        <w:rPr>
+          <w:rFonts w:ascii="Times New Roman" w:eastAsia="Times New Roman" w:hAnsi="Times New Roman" w:cs="Times New Roman"/>
+          <w:sz w:val="24"/>
+          <w:szCs w:val="24"/>
+          <w:lang w:eastAsia="hu-HU"/>
+        </w:rPr>
+        <w:t>)</w:t>
+      </w:r>
+    </w:p>
+    <w:p>
+      <w:pPr>
         <w:rPr>
           <w:sz w:val="36"/>
           <w:szCs w:val="36"/>
         </w:rPr>
       </w:pPr>
-    </w:p>
-    <w:p>
-      <w:pPr>
-        <w:rPr>
-          <w:sz w:val="36"/>
-          <w:szCs w:val="36"/>
-        </w:rPr>
-      </w:pPr>
-      <w:r>
-        <w:rPr>
-          <w:noProof/>
-          <w:lang w:eastAsia="hu-HU"/>
-        </w:rPr>
-        <w:drawing>
-          <wp:inline distT="0" distB="0" distL="0" distR="0">
-            <wp:extent cx="5760720" cy="5029031"/>
-            <wp:effectExtent l="0" t="0" r="0" b="635"/>
-            <wp:docPr id="5" name="Kép 5" descr="https://cdn.discordapp.com/attachments/1361405850643861698/1437535476172193974/rolunk.png?ex=691398bd&amp;is=6912473d&amp;hm=1d3cc365719f9508adbcfd0908cfcd30261c8cde62b9e948819561301b2f035d&amp;"/>
-            <wp:cNvGraphicFramePr>
-              <a:graphicFrameLocks xmlns:a="http://schemas.openxmlformats.org/drawingml/2006/main" noChangeAspect="1"/>
-            </wp:cNvGraphicFramePr>
-            <a:graphic xmlns:a="http://schemas.openxmlformats.org/drawingml/2006/main">
-              <a:graphicData uri="http://schemas.openxmlformats.org/drawingml/2006/picture">
-                <pic:pic xmlns:pic="http://schemas.openxmlformats.org/drawingml/2006/picture">
-                  <pic:nvPicPr>
-                    <pic:cNvPr id="0" name="Picture 17" descr="https://cdn.discordapp.com/attachments/1361405850643861698/1437535476172193974/rolunk.png?ex=691398bd&amp;is=6912473d&amp;hm=1d3cc365719f9508adbcfd0908cfcd30261c8cde62b9e948819561301b2f035d&amp;"/>
-                    <pic:cNvPicPr>
-                      <a:picLocks noChangeAspect="1" noChangeArrowheads="1"/>
-                    </pic:cNvPicPr>
-                  </pic:nvPicPr>
-                  <pic:blipFill>
-                    <a:blip r:embed="rId6">
-                      <a:extLst>
-                        <a:ext uri="{28A0092B-C50C-407E-A947-70E740481C1C}">
-                          <a14:useLocalDpi xmlns:a14="http://schemas.microsoft.com/office/drawing/2010/main" val="0"/>
-                        </a:ext>
-                      </a:extLst>
-                    </a:blip>
-                    <a:srcRect/>
-                    <a:stretch>
-                      <a:fillRect/>
-                    </a:stretch>
-                  </pic:blipFill>
-                  <pic:spPr bwMode="auto">
-                    <a:xfrm>
-                      <a:off x="0" y="0"/>
-                      <a:ext cx="5760720" cy="5029031"/>
-                    </a:xfrm>
-                    <a:prstGeom prst="rect">
-                      <a:avLst/>
-                    </a:prstGeom>
-                    <a:noFill/>
-                    <a:ln>
-                      <a:noFill/>
-                    </a:ln>
-                  </pic:spPr>
-                </pic:pic>
-              </a:graphicData>
-            </a:graphic>
-          </wp:inline>
-        </w:drawing>
-      </w:r>
-      <w:r>
-        <w:rPr>
-          <w:noProof/>
-        </w:rPr>
-        <w:drawing>
-          <wp:inline distT="0" distB="0" distL="0" distR="0" wp14:anchorId="552620C1" wp14:editId="440846AF">
-            <wp:extent cx="5760720" cy="3240405"/>
-            <wp:effectExtent l="0" t="0" r="0" b="0"/>
-            <wp:docPr id="1" name="Kép 1"/>
-            <wp:cNvGraphicFramePr>
-              <a:graphicFrameLocks xmlns:a="http://schemas.openxmlformats.org/drawingml/2006/main" noChangeAspect="1"/>
-            </wp:cNvGraphicFramePr>
-            <a:graphic xmlns:a="http://schemas.openxmlformats.org/drawingml/2006/main">
-              <a:graphicData uri="http://schemas.openxmlformats.org/drawingml/2006/picture">
-                <pic:pic xmlns:pic="http://schemas.openxmlformats.org/drawingml/2006/picture">
-                  <pic:nvPicPr>
-                    <pic:cNvPr id="1" name=""/>
-                    <pic:cNvPicPr/>
-                  </pic:nvPicPr>
-                  <pic:blipFill>
-                    <a:blip r:embed="rId7"/>
-                    <a:stretch>
-                      <a:fillRect/>
-                    </a:stretch>
-                  </pic:blipFill>
-                  <pic:spPr>
-                    <a:xfrm>
-                      <a:off x="0" y="0"/>
-                      <a:ext cx="5760720" cy="3240405"/>
-                    </a:xfrm>
-                    <a:prstGeom prst="rect">
-                      <a:avLst/>
-                    </a:prstGeom>
-                  </pic:spPr>
-                </pic:pic>
-              </a:graphicData>
-            </a:graphic>
-          </wp:inline>
-        </w:drawing>
-      </w:r>
-    </w:p>
-    <w:p>
-      <w:pPr>
-        <w:rPr>
-          <w:sz w:val="36"/>
-          <w:szCs w:val="36"/>
-        </w:rPr>
-      </w:pPr>
-      <w:r>
-        <w:rPr>
-          <w:noProof/>
-          <w:lang w:eastAsia="hu-HU"/>
-        </w:rPr>
-        <w:lastRenderedPageBreak/>
-        <w:drawing>
-          <wp:inline distT="0" distB="0" distL="0" distR="0">
-            <wp:extent cx="5760720" cy="3240067"/>
-            <wp:effectExtent l="0" t="0" r="0" b="0"/>
-            <wp:docPr id="6" name="Kép 6" descr="https://cdn.discordapp.com/attachments/1361405850643861698/1437535476801208461/fooldal.png?ex=691398bd&amp;is=6912473d&amp;hm=f544278ffd74804ad17927059a4b448a9d06534231053c8b5cd1c9987bb99c3b&amp;"/>
-            <wp:cNvGraphicFramePr>
-              <a:graphicFrameLocks xmlns:a="http://schemas.openxmlformats.org/drawingml/2006/main" noChangeAspect="1"/>
-            </wp:cNvGraphicFramePr>
-            <a:graphic xmlns:a="http://schemas.openxmlformats.org/drawingml/2006/main">
-              <a:graphicData uri="http://schemas.openxmlformats.org/drawingml/2006/picture">
-                <pic:pic xmlns:pic="http://schemas.openxmlformats.org/drawingml/2006/picture">
-                  <pic:nvPicPr>
-                    <pic:cNvPr id="0" name="Picture 19" descr="https://cdn.discordapp.com/attachments/1361405850643861698/1437535476801208461/fooldal.png?ex=691398bd&amp;is=6912473d&amp;hm=f544278ffd74804ad17927059a4b448a9d06534231053c8b5cd1c9987bb99c3b&amp;"/>
-                    <pic:cNvPicPr>
-                      <a:picLocks noChangeAspect="1" noChangeArrowheads="1"/>
-                    </pic:cNvPicPr>
-                  </pic:nvPicPr>
-                  <pic:blipFill>
-                    <a:blip r:embed="rId8" cstate="print">
-                      <a:extLst>
-                        <a:ext uri="{28A0092B-C50C-407E-A947-70E740481C1C}">
-                          <a14:useLocalDpi xmlns:a14="http://schemas.microsoft.com/office/drawing/2010/main" val="0"/>
-                        </a:ext>
-                      </a:extLst>
-                    </a:blip>
-                    <a:srcRect/>
-                    <a:stretch>
-                      <a:fillRect/>
-                    </a:stretch>
-                  </pic:blipFill>
-                  <pic:spPr bwMode="auto">
-                    <a:xfrm>
-                      <a:off x="0" y="0"/>
-                      <a:ext cx="5760720" cy="3240067"/>
-                    </a:xfrm>
-                    <a:prstGeom prst="rect">
-                      <a:avLst/>
-                    </a:prstGeom>
-                    <a:noFill/>
-                    <a:ln>
-                      <a:noFill/>
-                    </a:ln>
-                  </pic:spPr>
-                </pic:pic>
-              </a:graphicData>
-            </a:graphic>
-          </wp:inline>
-        </w:drawing>
-      </w:r>
-    </w:p>
-    <w:p>
-      <w:pPr>
-        <w:rPr>
-          <w:sz w:val="36"/>
-          <w:szCs w:val="36"/>
-        </w:rPr>
-      </w:pPr>
-      <w:r>
-        <w:rPr>
-          <w:noProof/>
-        </w:rPr>
-        <w:drawing>
-          <wp:inline distT="0" distB="0" distL="0" distR="0" wp14:anchorId="1BE6A3F9" wp14:editId="4F3747DE">
-            <wp:extent cx="5760720" cy="3240405"/>
-            <wp:effectExtent l="0" t="0" r="0" b="0"/>
-            <wp:docPr id="7" name="Kép 7"/>
-            <wp:cNvGraphicFramePr>
-              <a:graphicFrameLocks xmlns:a="http://schemas.openxmlformats.org/drawingml/2006/main" noChangeAspect="1"/>
-            </wp:cNvGraphicFramePr>
-            <a:graphic xmlns:a="http://schemas.openxmlformats.org/drawingml/2006/main">
-              <a:graphicData uri="http://schemas.openxmlformats.org/drawingml/2006/picture">
-                <pic:pic xmlns:pic="http://schemas.openxmlformats.org/drawingml/2006/picture">
-                  <pic:nvPicPr>
-                    <pic:cNvPr id="1" name=""/>
-                    <pic:cNvPicPr/>
-                  </pic:nvPicPr>
-                  <pic:blipFill>
-                    <a:blip r:embed="rId9"/>
-                    <a:stretch>
-                      <a:fillRect/>
-                    </a:stretch>
-                  </pic:blipFill>
-                  <pic:spPr>
-                    <a:xfrm>
-                      <a:off x="0" y="0"/>
-                      <a:ext cx="5760720" cy="3240405"/>
-                    </a:xfrm>
-                    <a:prstGeom prst="rect">
-                      <a:avLst/>
-                    </a:prstGeom>
-                  </pic:spPr>
-                </pic:pic>
-              </a:graphicData>
-            </a:graphic>
-          </wp:inline>
-        </w:drawing>
-      </w:r>
-    </w:p>
-    <w:p>
-      <w:pPr>
-        <w:rPr>
-          <w:sz w:val="36"/>
-          <w:szCs w:val="36"/>
-        </w:rPr>
-      </w:pPr>
-      <w:r>
-        <w:rPr>
-          <w:noProof/>
-        </w:rPr>
-        <w:lastRenderedPageBreak/>
-        <w:drawing>
-          <wp:inline distT="0" distB="0" distL="0" distR="0" wp14:anchorId="099770A1" wp14:editId="03EAAFCE">
-            <wp:extent cx="5760720" cy="3240405"/>
-            <wp:effectExtent l="0" t="0" r="0" b="0"/>
-            <wp:docPr id="8" name="Kép 8"/>
-            <wp:cNvGraphicFramePr>
-              <a:graphicFrameLocks xmlns:a="http://schemas.openxmlformats.org/drawingml/2006/main" noChangeAspect="1"/>
-            </wp:cNvGraphicFramePr>
-            <a:graphic xmlns:a="http://schemas.openxmlformats.org/drawingml/2006/main">
-              <a:graphicData uri="http://schemas.openxmlformats.org/drawingml/2006/picture">
-                <pic:pic xmlns:pic="http://schemas.openxmlformats.org/drawingml/2006/picture">
-                  <pic:nvPicPr>
-                    <pic:cNvPr id="1" name=""/>
-                    <pic:cNvPicPr/>
-                  </pic:nvPicPr>
-                  <pic:blipFill>
-                    <a:blip r:embed="rId10"/>
-                    <a:stretch>
-                      <a:fillRect/>
-                    </a:stretch>
-                  </pic:blipFill>
-                  <pic:spPr>
-                    <a:xfrm>
-                      <a:off x="0" y="0"/>
-                      <a:ext cx="5760720" cy="3240405"/>
-                    </a:xfrm>
-                    <a:prstGeom prst="rect">
-                      <a:avLst/>
-                    </a:prstGeom>
-                  </pic:spPr>
-                </pic:pic>
-              </a:graphicData>
-            </a:graphic>
-          </wp:inline>
-        </w:drawing>
-      </w:r>
-    </w:p>
-    <w:p>
-      <w:pPr>
-        <w:rPr>
-          <w:sz w:val="36"/>
-          <w:szCs w:val="36"/>
-        </w:rPr>
-      </w:pPr>
-    </w:p>
-    <w:p>
-      <w:pPr>
-        <w:rPr>
-          <w:sz w:val="36"/>
-          <w:szCs w:val="36"/>
-        </w:rPr>
-      </w:pPr>
-      <w:r>
-        <w:rPr>
-          <w:sz w:val="36"/>
-          <w:szCs w:val="36"/>
-        </w:rPr>
-        <w:t>ADATBÁZIS TÁBLÁK:</w:t>
-      </w:r>
-    </w:p>
-    <w:p>
-      <w:pPr>
-        <w:rPr>
-          <w:sz w:val="36"/>
-          <w:szCs w:val="36"/>
-        </w:rPr>
-      </w:pPr>
-      <w:r>
-        <w:rPr>
-          <w:sz w:val="36"/>
-          <w:szCs w:val="36"/>
-        </w:rPr>
-        <w:t>appointments</w:t>
-      </w:r>
-      <w:r>
-        <w:rPr>
-          <w:sz w:val="36"/>
-          <w:szCs w:val="36"/>
-        </w:rPr>
-        <w:t>(id,user_id,vehicle_id,service_id,date,note,created_at,price)</w:t>
-      </w:r>
-    </w:p>
-    <w:p>
-      <w:pPr>
-        <w:rPr>
-          <w:sz w:val="36"/>
-          <w:szCs w:val="36"/>
-        </w:rPr>
-      </w:pPr>
-      <w:proofErr w:type="spellStart"/>
-      <w:r>
-        <w:rPr>
-          <w:sz w:val="36"/>
-          <w:szCs w:val="36"/>
-        </w:rPr>
-        <w:t>cart</w:t>
-      </w:r>
-      <w:proofErr w:type="spellEnd"/>
-      <w:r>
-        <w:rPr>
-          <w:sz w:val="36"/>
-          <w:szCs w:val="36"/>
-        </w:rPr>
-        <w:t>(</w:t>
-      </w:r>
-      <w:proofErr w:type="spellStart"/>
-      <w:r>
-        <w:rPr>
-          <w:sz w:val="36"/>
-          <w:szCs w:val="36"/>
-        </w:rPr>
-        <w:t>id,user_id,date</w:t>
-      </w:r>
-      <w:proofErr w:type="spellEnd"/>
-      <w:r>
-        <w:rPr>
-          <w:sz w:val="36"/>
-          <w:szCs w:val="36"/>
-        </w:rPr>
-        <w:t>)</w:t>
-      </w:r>
-    </w:p>
-    <w:p>
-      <w:pPr>
-        <w:rPr>
-          <w:sz w:val="36"/>
-          <w:szCs w:val="36"/>
-        </w:rPr>
-      </w:pPr>
-      <w:proofErr w:type="spellStart"/>
-      <w:r>
-        <w:rPr>
-          <w:sz w:val="36"/>
-          <w:szCs w:val="36"/>
-        </w:rPr>
-        <w:t>cart_items</w:t>
-      </w:r>
-      <w:proofErr w:type="spellEnd"/>
-      <w:r>
-        <w:rPr>
-          <w:sz w:val="36"/>
-          <w:szCs w:val="36"/>
-        </w:rPr>
-        <w:t>(</w:t>
-      </w:r>
-      <w:proofErr w:type="spellStart"/>
-      <w:r>
-        <w:rPr>
-          <w:sz w:val="36"/>
-          <w:szCs w:val="36"/>
-        </w:rPr>
-        <w:t>id,cart_id,product_id,quantity</w:t>
-      </w:r>
-      <w:proofErr w:type="spellEnd"/>
-      <w:r>
-        <w:rPr>
-          <w:sz w:val="36"/>
-          <w:szCs w:val="36"/>
-        </w:rPr>
-        <w:t>)</w:t>
-      </w:r>
-    </w:p>
-    <w:p>
-      <w:pPr>
-        <w:rPr>
-          <w:sz w:val="36"/>
-          <w:szCs w:val="36"/>
-        </w:rPr>
-      </w:pPr>
-      <w:r>
-        <w:rPr>
-          <w:sz w:val="36"/>
-          <w:szCs w:val="36"/>
-        </w:rPr>
-        <w:t>country(</w:t>
-      </w:r>
-      <w:proofErr w:type="spellStart"/>
-      <w:r>
-        <w:rPr>
-          <w:sz w:val="36"/>
-          <w:szCs w:val="36"/>
-        </w:rPr>
-        <w:t>id,name</w:t>
-      </w:r>
-      <w:proofErr w:type="spellEnd"/>
-      <w:r>
-        <w:rPr>
-          <w:sz w:val="36"/>
-          <w:szCs w:val="36"/>
-        </w:rPr>
-        <w:t>)</w:t>
-      </w:r>
-    </w:p>
-    <w:p>
-      <w:pPr>
-        <w:rPr>
-          <w:sz w:val="36"/>
-          <w:szCs w:val="36"/>
-        </w:rPr>
-      </w:pPr>
-      <w:proofErr w:type="spellStart"/>
-      <w:r>
-        <w:rPr>
-          <w:sz w:val="36"/>
-          <w:szCs w:val="36"/>
-        </w:rPr>
-        <w:t>products</w:t>
-      </w:r>
-      <w:proofErr w:type="spellEnd"/>
-      <w:r>
-        <w:rPr>
-          <w:sz w:val="36"/>
-          <w:szCs w:val="36"/>
-        </w:rPr>
-        <w:t>(</w:t>
-      </w:r>
-      <w:proofErr w:type="spellStart"/>
-      <w:r>
-        <w:rPr>
-          <w:sz w:val="36"/>
-          <w:szCs w:val="36"/>
-        </w:rPr>
-        <w:t>id,name,price,storage_quantity,type</w:t>
-      </w:r>
-      <w:proofErr w:type="spellEnd"/>
-      <w:r>
-        <w:rPr>
-          <w:sz w:val="36"/>
-          <w:szCs w:val="36"/>
-        </w:rPr>
-        <w:t>)</w:t>
-      </w:r>
-    </w:p>
-    <w:p>
-      <w:pPr>
-        <w:rPr>
-          <w:sz w:val="36"/>
-          <w:szCs w:val="36"/>
-        </w:rPr>
-      </w:pPr>
-      <w:r>
-        <w:rPr>
-          <w:sz w:val="36"/>
-          <w:szCs w:val="36"/>
-        </w:rPr>
-        <w:t>service(</w:t>
-      </w:r>
-      <w:proofErr w:type="spellStart"/>
-      <w:r>
-        <w:rPr>
-          <w:sz w:val="36"/>
-          <w:szCs w:val="36"/>
-        </w:rPr>
-        <w:t>id,name,time</w:t>
-      </w:r>
-      <w:proofErr w:type="spellEnd"/>
-      <w:r>
-        <w:rPr>
-          <w:sz w:val="36"/>
-          <w:szCs w:val="36"/>
-        </w:rPr>
-        <w:t>)</w:t>
-      </w:r>
-    </w:p>
-    <w:p>
-      <w:pPr>
-        <w:rPr>
-          <w:sz w:val="36"/>
-          <w:szCs w:val="36"/>
-        </w:rPr>
-      </w:pPr>
-      <w:proofErr w:type="spellStart"/>
-      <w:r>
-        <w:rPr>
-          <w:sz w:val="36"/>
-          <w:szCs w:val="36"/>
-        </w:rPr>
-        <w:t>user</w:t>
-      </w:r>
-      <w:proofErr w:type="spellEnd"/>
-      <w:r>
-        <w:rPr>
-          <w:sz w:val="36"/>
-          <w:szCs w:val="36"/>
-        </w:rPr>
-        <w:t>(</w:t>
-      </w:r>
-      <w:proofErr w:type="spellStart"/>
-      <w:r>
-        <w:rPr>
-          <w:sz w:val="36"/>
-          <w:szCs w:val="36"/>
-        </w:rPr>
-        <w:t>id,name,password,email,phone_number,role</w:t>
-      </w:r>
-      <w:proofErr w:type="spellEnd"/>
-      <w:r>
-        <w:rPr>
-          <w:sz w:val="36"/>
-          <w:szCs w:val="36"/>
-        </w:rPr>
-        <w:t>)</w:t>
-      </w:r>
-    </w:p>
-    <w:p>
-      <w:pPr>
-        <w:rPr>
-          <w:sz w:val="36"/>
-          <w:szCs w:val="36"/>
-        </w:rPr>
-      </w:pPr>
-      <w:r>
-        <w:rPr>
-          <w:sz w:val="36"/>
-          <w:szCs w:val="36"/>
-        </w:rPr>
-        <w:t>vehicle(id,vehicle_make,vehicle_model,user_id,license_plate,coutry_id,color,traffic_permit_date,technical_exam_date)</w:t>
-      </w:r>
     </w:p>
     <w:sectPr>
       <w:pgSz w:w="11906" w:h="16838"/>
